--- a/assets/downloads/teacher/rcf-english-grade-9-ppp-lesson-plans.docx
+++ b/assets/downloads/teacher/rcf-english-grade-9-ppp-lesson-plans.docx
@@ -49,105 +49,7 @@
         <w:keepNext/>
       </w:pPr>
       <w:r>
-        <w:t xml:space="preserve">The PPP stages in one line each</w:t>
-      </w:r>
-    </w:p>
-    <w:p>
-      <w:r>
-        <w:rPr>
-          <w:b/>
-        </w:rPr>
-        <w:t xml:space="preserve">Presentation:</w:t>
-      </w:r>
-      <w:r>
-        <w:t xml:space="preserve"> the teacher shows the new language in a clear context. </w:t>
-      </w:r>
-      <w:r>
-        <w:rPr>
-          <w:b/>
-        </w:rPr>
-        <w:t xml:space="preserve">Practice:</w:t>
-      </w:r>
-      <w:r>
-        <w:t xml:space="preserve"> pupils use it in controlled tasks, usually from the Pupil's Book. </w:t>
-      </w:r>
-      <w:r>
-        <w:rPr>
-          <w:b/>
-        </w:rPr>
-        <w:t xml:space="preserve">Production:</w:t>
-      </w:r>
-      <w:r>
-        <w:t xml:space="preserve"> pupils use it more freely for their own purpose. </w:t>
-      </w:r>
-      <w:r>
-        <w:rPr>
-          <w:b/>
-        </w:rPr>
-        <w:t xml:space="preserve">Check and close:</w:t>
-      </w:r>
-      <w:r>
-        <w:t xml:space="preserve"> a quick check of learning, then homework.</w:t>
-      </w:r>
-    </w:p>
-    <w:p>
-      <w:pPr>
-        <w:pStyle w:val="Heading1"/>
-        <w:keepNext/>
-      </w:pPr>
-      <w:r>
-        <w:t xml:space="preserve">Plan 1: Unit 1, Everybody Is Good at Something</w:t>
-      </w:r>
-    </w:p>
-    <w:p>
-      <w:pPr>
-        <w:keepNext/>
-      </w:pPr>
-      <w:r>
-        <w:rPr>
-          <w:b/>
-        </w:rPr>
-        <w:t xml:space="preserve">Book activity:</w:t>
-      </w:r>
-      <w:r>
-        <w:t xml:space="preserve"> Activities 3, 4 and 7. </w:t>
-      </w:r>
-      <w:r>
-        <w:rPr>
-          <w:b/>
-        </w:rPr>
-        <w:t xml:space="preserve">Focus:</w:t>
-      </w:r>
-      <w:r>
-        <w:t xml:space="preserve"> Collective nouns and subject–verb agreement.</w:t>
-      </w:r>
-    </w:p>
-    <w:p>
-      <w:pPr>
-        <w:keepNext/>
-      </w:pPr>
-      <w:r>
-        <w:rPr>
-          <w:b/>
-        </w:rPr>
-        <w:t xml:space="preserve">Learning outcome:</w:t>
-      </w:r>
-      <w:r>
-        <w:t xml:space="preserve"> by the end of the lesson, pupils will be able to choose is / are and has / have with collective nouns and write a paragraph about a friend.</w:t>
-      </w:r>
-    </w:p>
-    <w:p>
-      <w:pPr>
-        <w:keepNext/>
-      </w:pPr>
-      <w:r>
-        <w:rPr>
-          <w:b/>
-        </w:rPr>
-        <w:t xml:space="preserve">Materials:</w:t>
-      </w:r>
-      <w:r>
-        <w:t xml:space="preserve"> The TV programme dialogue.</w:t>
+        <w:t xml:space="preserve">The four stages, and the colour each one uses</w:t>
       </w:r>
     </w:p>
     <w:tbl>
@@ -224,24 +126,32 @@
               <w:rPr>
                 <w:b/>
               </w:rPr>
-              <w:t xml:space="preserve">What happens</w:t>
-            </w:r>
-          </w:p>
-        </w:tc>
-      </w:tr>
-      <w:tr>
-        <w:trPr>
-          <w:cantSplit/>
-        </w:trPr>
-        <w:tc>
-          <w:tcPr>
-            <w:tcW w:w="1826" w:type="dxa"/>
-          </w:tcPr>
-          <w:p>
-            <w:pPr>
-              <w:pStyle w:val="TableText"/>
-            </w:pPr>
-            <w:r>
+              <w:t xml:space="preserve">What the teacher does</w:t>
+            </w:r>
+          </w:p>
+        </w:tc>
+      </w:tr>
+      <w:tr>
+        <w:trPr>
+          <w:cantSplit/>
+        </w:trPr>
+        <w:tc>
+          <w:tcPr>
+            <w:tcW w:w="1826" w:type="dxa"/>
+            <w:shd w:val="clear" w:color="auto" w:fill="EFF4FB"/>
+            <w:tcBorders>
+              <w:left w:val="single" w:sz="18" w:space="0" w:color="1E4276"/>
+            </w:tcBorders>
+          </w:tcPr>
+          <w:p>
+            <w:pPr>
+              <w:pStyle w:val="TableText"/>
+            </w:pPr>
+            <w:r>
+              <w:rPr>
+                <w:b/>
+                <w:color w:val="0F2647"/>
+              </w:rPr>
               <w:t xml:space="preserve">Presentation</w:t>
             </w:r>
           </w:p>
@@ -249,6 +159,7 @@
         <w:tc>
           <w:tcPr>
             <w:tcW w:w="974" w:type="dxa"/>
+            <w:shd w:val="clear" w:color="auto" w:fill="EFF4FB"/>
           </w:tcPr>
           <w:p>
             <w:pPr>
@@ -262,30 +173,39 @@
         <w:tc>
           <w:tcPr>
             <w:tcW w:w="7306" w:type="dxa"/>
-          </w:tcPr>
-          <w:p>
-            <w:pPr>
-              <w:pStyle w:val="TableText"/>
-            </w:pPr>
-            <w:r>
-              <w:t xml:space="preserve">Act out Activity 1. Show: The team is ready. The crew has arrived.</w:t>
-            </w:r>
-          </w:p>
-        </w:tc>
-      </w:tr>
-      <w:tr>
-        <w:trPr>
-          <w:cantSplit/>
-        </w:trPr>
-        <w:tc>
-          <w:tcPr>
-            <w:tcW w:w="1826" w:type="dxa"/>
-          </w:tcPr>
-          <w:p>
-            <w:pPr>
-              <w:pStyle w:val="TableText"/>
-            </w:pPr>
-            <w:r>
+            <w:shd w:val="clear" w:color="auto" w:fill="EFF4FB"/>
+          </w:tcPr>
+          <w:p>
+            <w:pPr>
+              <w:pStyle w:val="TableText"/>
+            </w:pPr>
+            <w:r>
+              <w:t xml:space="preserve">Shows the new language in a clear context.</w:t>
+            </w:r>
+          </w:p>
+        </w:tc>
+      </w:tr>
+      <w:tr>
+        <w:trPr>
+          <w:cantSplit/>
+        </w:trPr>
+        <w:tc>
+          <w:tcPr>
+            <w:tcW w:w="1826" w:type="dxa"/>
+            <w:shd w:val="clear" w:color="auto" w:fill="EDF7F4"/>
+            <w:tcBorders>
+              <w:left w:val="single" w:sz="18" w:space="0" w:color="0E7C66"/>
+            </w:tcBorders>
+          </w:tcPr>
+          <w:p>
+            <w:pPr>
+              <w:pStyle w:val="TableText"/>
+            </w:pPr>
+            <w:r>
+              <w:rPr>
+                <w:b/>
+                <w:color w:val="08503F"/>
+              </w:rPr>
               <w:t xml:space="preserve">Practice</w:t>
             </w:r>
           </w:p>
@@ -293,6 +213,7 @@
         <w:tc>
           <w:tcPr>
             <w:tcW w:w="974" w:type="dxa"/>
+            <w:shd w:val="clear" w:color="auto" w:fill="EDF7F4"/>
           </w:tcPr>
           <w:p>
             <w:pPr>
@@ -306,30 +227,39 @@
         <w:tc>
           <w:tcPr>
             <w:tcW w:w="7306" w:type="dxa"/>
-          </w:tcPr>
-          <w:p>
-            <w:pPr>
-              <w:pStyle w:val="TableText"/>
-            </w:pPr>
-            <w:r>
-              <w:t xml:space="preserve">Fill in the blanks (Activities 3 and 4).</w:t>
-            </w:r>
-          </w:p>
-        </w:tc>
-      </w:tr>
-      <w:tr>
-        <w:trPr>
-          <w:cantSplit/>
-        </w:trPr>
-        <w:tc>
-          <w:tcPr>
-            <w:tcW w:w="1826" w:type="dxa"/>
-          </w:tcPr>
-          <w:p>
-            <w:pPr>
-              <w:pStyle w:val="TableText"/>
-            </w:pPr>
-            <w:r>
+            <w:shd w:val="clear" w:color="auto" w:fill="EDF7F4"/>
+          </w:tcPr>
+          <w:p>
+            <w:pPr>
+              <w:pStyle w:val="TableText"/>
+            </w:pPr>
+            <w:r>
+              <w:t xml:space="preserve">Pupils use it in controlled tasks, usually from the Pupil's Book.</w:t>
+            </w:r>
+          </w:p>
+        </w:tc>
+      </w:tr>
+      <w:tr>
+        <w:trPr>
+          <w:cantSplit/>
+        </w:trPr>
+        <w:tc>
+          <w:tcPr>
+            <w:tcW w:w="1826" w:type="dxa"/>
+            <w:shd w:val="clear" w:color="auto" w:fill="FDF6E8"/>
+            <w:tcBorders>
+              <w:left w:val="single" w:sz="18" w:space="0" w:color="B07C12"/>
+            </w:tcBorders>
+          </w:tcPr>
+          <w:p>
+            <w:pPr>
+              <w:pStyle w:val="TableText"/>
+            </w:pPr>
+            <w:r>
+              <w:rPr>
+                <w:b/>
+                <w:color w:val="7D5205"/>
+              </w:rPr>
               <w:t xml:space="preserve">Production</w:t>
             </w:r>
           </w:p>
@@ -337,6 +267,7 @@
         <w:tc>
           <w:tcPr>
             <w:tcW w:w="974" w:type="dxa"/>
+            <w:shd w:val="clear" w:color="auto" w:fill="FDF6E8"/>
           </w:tcPr>
           <w:p>
             <w:pPr>
@@ -350,30 +281,39 @@
         <w:tc>
           <w:tcPr>
             <w:tcW w:w="7306" w:type="dxa"/>
-          </w:tcPr>
-          <w:p>
-            <w:pPr>
-              <w:pStyle w:val="TableText"/>
-            </w:pPr>
-            <w:r>
-              <w:t xml:space="preserve">Write a paragraph about a best friend's talent for the wall newspaper (Activity 7).</w:t>
-            </w:r>
-          </w:p>
-        </w:tc>
-      </w:tr>
-      <w:tr>
-        <w:trPr>
-          <w:cantSplit/>
-        </w:trPr>
-        <w:tc>
-          <w:tcPr>
-            <w:tcW w:w="1826" w:type="dxa"/>
-          </w:tcPr>
-          <w:p>
-            <w:pPr>
-              <w:pStyle w:val="TableText"/>
-            </w:pPr>
-            <w:r>
+            <w:shd w:val="clear" w:color="auto" w:fill="FDF6E8"/>
+          </w:tcPr>
+          <w:p>
+            <w:pPr>
+              <w:pStyle w:val="TableText"/>
+            </w:pPr>
+            <w:r>
+              <w:t xml:space="preserve">Pupils use it more freely, for a purpose of their own.</w:t>
+            </w:r>
+          </w:p>
+        </w:tc>
+      </w:tr>
+      <w:tr>
+        <w:trPr>
+          <w:cantSplit/>
+        </w:trPr>
+        <w:tc>
+          <w:tcPr>
+            <w:tcW w:w="1826" w:type="dxa"/>
+            <w:shd w:val="clear" w:color="auto" w:fill="F7F9FB"/>
+            <w:tcBorders>
+              <w:left w:val="single" w:sz="18" w:space="0" w:color="8E98A4"/>
+            </w:tcBorders>
+          </w:tcPr>
+          <w:p>
+            <w:pPr>
+              <w:pStyle w:val="TableText"/>
+            </w:pPr>
+            <w:r>
+              <w:rPr>
+                <w:b/>
+                <w:color w:val="33404F"/>
+              </w:rPr>
               <w:t xml:space="preserve">Check and close</w:t>
             </w:r>
           </w:p>
@@ -381,6 +321,7 @@
         <w:tc>
           <w:tcPr>
             <w:tcW w:w="974" w:type="dxa"/>
+            <w:shd w:val="clear" w:color="auto" w:fill="F7F9FB"/>
           </w:tcPr>
           <w:p>
             <w:pPr>
@@ -394,22 +335,14 @@
         <w:tc>
           <w:tcPr>
             <w:tcW w:w="7306" w:type="dxa"/>
-          </w:tcPr>
-          <w:p>
-            <w:pPr>
-              <w:pStyle w:val="TableText"/>
-            </w:pPr>
-            <w:r>
-              <w:t xml:space="preserve">Read two paragraphs aloud. </w:t>
-            </w:r>
-            <w:r>
-              <w:rPr>
-                <w:b/>
-              </w:rPr>
-              <w:t xml:space="preserve">Homework:</w:t>
-            </w:r>
-            <w:r>
-              <w:t xml:space="preserve"> Write about your own talent.</w:t>
+            <w:shd w:val="clear" w:color="auto" w:fill="F7F9FB"/>
+          </w:tcPr>
+          <w:p>
+            <w:pPr>
+              <w:pStyle w:val="TableText"/>
+            </w:pPr>
+            <w:r>
+              <w:t xml:space="preserve">A quick check of learning, then homework.</w:t>
             </w:r>
           </w:p>
         </w:tc>
@@ -422,7 +355,7 @@
         <w:keepNext/>
       </w:pPr>
       <w:r>
-        <w:t xml:space="preserve">Plan 2: Unit 2, May I Help You?</w:t>
+        <w:t xml:space="preserve">Plan 1: Unit 1, Everybody Is Good at Something</w:t>
       </w:r>
     </w:p>
     <w:p>
@@ -436,7 +369,7 @@
         <w:t xml:space="preserve">Book activity:</w:t>
       </w:r>
       <w:r>
-        <w:t xml:space="preserve"> Activities 1, 5 and 8. </w:t>
+        <w:t xml:space="preserve"> Activities 3, 4 and 7. </w:t>
       </w:r>
       <w:r>
         <w:rPr>
@@ -445,7 +378,7 @@
         <w:t xml:space="preserve">Focus:</w:t>
       </w:r>
       <w:r>
-        <w:t xml:space="preserve"> Shopping language and commas in lists.</w:t>
+        <w:t xml:space="preserve"> Collective nouns and subject–verb agreement.</w:t>
       </w:r>
     </w:p>
     <w:p>
@@ -459,7 +392,7 @@
         <w:t xml:space="preserve">Learning outcome:</w:t>
       </w:r>
       <w:r>
-        <w:t xml:space="preserve"> by the end of the lesson, pupils will be able to use shopping expressions and punctuate lists correctly.</w:t>
+        <w:t xml:space="preserve"> by the end of the lesson, pupils will be able to choose is / are and has / have with collective nouns and write a paragraph about a friend.</w:t>
       </w:r>
     </w:p>
     <w:p>
@@ -473,7 +406,7 @@
         <w:t xml:space="preserve">Materials:</w:t>
       </w:r>
       <w:r>
-        <w:t xml:space="preserve"> A grocery list, price cards.</w:t>
+        <w:t xml:space="preserve"> The TV programme dialogue.</w:t>
       </w:r>
     </w:p>
     <w:tbl>
@@ -562,12 +495,20 @@
         <w:tc>
           <w:tcPr>
             <w:tcW w:w="1826" w:type="dxa"/>
-          </w:tcPr>
-          <w:p>
-            <w:pPr>
-              <w:pStyle w:val="TableText"/>
-            </w:pPr>
-            <w:r>
+            <w:shd w:val="clear" w:color="auto" w:fill="EFF4FB"/>
+            <w:tcBorders>
+              <w:left w:val="single" w:sz="18" w:space="0" w:color="1E4276"/>
+            </w:tcBorders>
+          </w:tcPr>
+          <w:p>
+            <w:pPr>
+              <w:pStyle w:val="TableText"/>
+            </w:pPr>
+            <w:r>
+              <w:rPr>
+                <w:b/>
+                <w:color w:val="0F2647"/>
+              </w:rPr>
               <w:t xml:space="preserve">Presentation</w:t>
             </w:r>
           </w:p>
@@ -575,6 +516,7 @@
         <w:tc>
           <w:tcPr>
             <w:tcW w:w="974" w:type="dxa"/>
+            <w:shd w:val="clear" w:color="auto" w:fill="EFF4FB"/>
           </w:tcPr>
           <w:p>
             <w:pPr>
@@ -588,30 +530,39 @@
         <w:tc>
           <w:tcPr>
             <w:tcW w:w="7306" w:type="dxa"/>
-          </w:tcPr>
-          <w:p>
-            <w:pPr>
-              <w:pStyle w:val="TableText"/>
-            </w:pPr>
-            <w:r>
-              <w:t xml:space="preserve">Act out the supermarket dialogue. Show: We need rice, sugar and dhal. Point to the commas.</w:t>
-            </w:r>
-          </w:p>
-        </w:tc>
-      </w:tr>
-      <w:tr>
-        <w:trPr>
-          <w:cantSplit/>
-        </w:trPr>
-        <w:tc>
-          <w:tcPr>
-            <w:tcW w:w="1826" w:type="dxa"/>
-          </w:tcPr>
-          <w:p>
-            <w:pPr>
-              <w:pStyle w:val="TableText"/>
-            </w:pPr>
-            <w:r>
+            <w:shd w:val="clear" w:color="auto" w:fill="EFF4FB"/>
+          </w:tcPr>
+          <w:p>
+            <w:pPr>
+              <w:pStyle w:val="TableText"/>
+            </w:pPr>
+            <w:r>
+              <w:t xml:space="preserve">Act out Activity 1. Show: The team is ready. The crew has arrived.</w:t>
+            </w:r>
+          </w:p>
+        </w:tc>
+      </w:tr>
+      <w:tr>
+        <w:trPr>
+          <w:cantSplit/>
+        </w:trPr>
+        <w:tc>
+          <w:tcPr>
+            <w:tcW w:w="1826" w:type="dxa"/>
+            <w:shd w:val="clear" w:color="auto" w:fill="EDF7F4"/>
+            <w:tcBorders>
+              <w:left w:val="single" w:sz="18" w:space="0" w:color="0E7C66"/>
+            </w:tcBorders>
+          </w:tcPr>
+          <w:p>
+            <w:pPr>
+              <w:pStyle w:val="TableText"/>
+            </w:pPr>
+            <w:r>
+              <w:rPr>
+                <w:b/>
+                <w:color w:val="08503F"/>
+              </w:rPr>
               <w:t xml:space="preserve">Practice</w:t>
             </w:r>
           </w:p>
@@ -619,6 +570,7 @@
         <w:tc>
           <w:tcPr>
             <w:tcW w:w="974" w:type="dxa"/>
+            <w:shd w:val="clear" w:color="auto" w:fill="EDF7F4"/>
           </w:tcPr>
           <w:p>
             <w:pPr>
@@ -632,30 +584,39 @@
         <w:tc>
           <w:tcPr>
             <w:tcW w:w="7306" w:type="dxa"/>
-          </w:tcPr>
-          <w:p>
-            <w:pPr>
-              <w:pStyle w:val="TableText"/>
-            </w:pPr>
-            <w:r>
-              <w:t xml:space="preserve">Insert commas (Activity 8) and read the sentences aloud, pausing at commas.</w:t>
-            </w:r>
-          </w:p>
-        </w:tc>
-      </w:tr>
-      <w:tr>
-        <w:trPr>
-          <w:cantSplit/>
-        </w:trPr>
-        <w:tc>
-          <w:tcPr>
-            <w:tcW w:w="1826" w:type="dxa"/>
-          </w:tcPr>
-          <w:p>
-            <w:pPr>
-              <w:pStyle w:val="TableText"/>
-            </w:pPr>
-            <w:r>
+            <w:shd w:val="clear" w:color="auto" w:fill="EDF7F4"/>
+          </w:tcPr>
+          <w:p>
+            <w:pPr>
+              <w:pStyle w:val="TableText"/>
+            </w:pPr>
+            <w:r>
+              <w:t xml:space="preserve">Fill in the blanks (Activities 3 and 4).</w:t>
+            </w:r>
+          </w:p>
+        </w:tc>
+      </w:tr>
+      <w:tr>
+        <w:trPr>
+          <w:cantSplit/>
+        </w:trPr>
+        <w:tc>
+          <w:tcPr>
+            <w:tcW w:w="1826" w:type="dxa"/>
+            <w:shd w:val="clear" w:color="auto" w:fill="FDF6E8"/>
+            <w:tcBorders>
+              <w:left w:val="single" w:sz="18" w:space="0" w:color="B07C12"/>
+            </w:tcBorders>
+          </w:tcPr>
+          <w:p>
+            <w:pPr>
+              <w:pStyle w:val="TableText"/>
+            </w:pPr>
+            <w:r>
+              <w:rPr>
+                <w:b/>
+                <w:color w:val="7D5205"/>
+              </w:rPr>
               <w:t xml:space="preserve">Production</w:t>
             </w:r>
           </w:p>
@@ -663,6 +624,7 @@
         <w:tc>
           <w:tcPr>
             <w:tcW w:w="974" w:type="dxa"/>
+            <w:shd w:val="clear" w:color="auto" w:fill="FDF6E8"/>
           </w:tcPr>
           <w:p>
             <w:pPr>
@@ -676,30 +638,39 @@
         <w:tc>
           <w:tcPr>
             <w:tcW w:w="7306" w:type="dxa"/>
-          </w:tcPr>
-          <w:p>
-            <w:pPr>
-              <w:pStyle w:val="TableText"/>
-            </w:pPr>
-            <w:r>
-              <w:t xml:space="preserve">Groups prepare a grocery list and role-play shopping (Activity 5).</w:t>
-            </w:r>
-          </w:p>
-        </w:tc>
-      </w:tr>
-      <w:tr>
-        <w:trPr>
-          <w:cantSplit/>
-        </w:trPr>
-        <w:tc>
-          <w:tcPr>
-            <w:tcW w:w="1826" w:type="dxa"/>
-          </w:tcPr>
-          <w:p>
-            <w:pPr>
-              <w:pStyle w:val="TableText"/>
-            </w:pPr>
-            <w:r>
+            <w:shd w:val="clear" w:color="auto" w:fill="FDF6E8"/>
+          </w:tcPr>
+          <w:p>
+            <w:pPr>
+              <w:pStyle w:val="TableText"/>
+            </w:pPr>
+            <w:r>
+              <w:t xml:space="preserve">Write a paragraph about a best friend's talent for the wall newspaper (Activity 7).</w:t>
+            </w:r>
+          </w:p>
+        </w:tc>
+      </w:tr>
+      <w:tr>
+        <w:trPr>
+          <w:cantSplit/>
+        </w:trPr>
+        <w:tc>
+          <w:tcPr>
+            <w:tcW w:w="1826" w:type="dxa"/>
+            <w:shd w:val="clear" w:color="auto" w:fill="F7F9FB"/>
+            <w:tcBorders>
+              <w:left w:val="single" w:sz="18" w:space="0" w:color="8E98A4"/>
+            </w:tcBorders>
+          </w:tcPr>
+          <w:p>
+            <w:pPr>
+              <w:pStyle w:val="TableText"/>
+            </w:pPr>
+            <w:r>
+              <w:rPr>
+                <w:b/>
+                <w:color w:val="33404F"/>
+              </w:rPr>
               <w:t xml:space="preserve">Check and close</w:t>
             </w:r>
           </w:p>
@@ -707,6 +678,7 @@
         <w:tc>
           <w:tcPr>
             <w:tcW w:w="974" w:type="dxa"/>
+            <w:shd w:val="clear" w:color="auto" w:fill="F7F9FB"/>
           </w:tcPr>
           <w:p>
             <w:pPr>
@@ -720,13 +692,14 @@
         <w:tc>
           <w:tcPr>
             <w:tcW w:w="7306" w:type="dxa"/>
-          </w:tcPr>
-          <w:p>
-            <w:pPr>
-              <w:pStyle w:val="TableText"/>
-            </w:pPr>
-            <w:r>
-              <w:t xml:space="preserve">One group performs. </w:t>
+            <w:shd w:val="clear" w:color="auto" w:fill="F7F9FB"/>
+          </w:tcPr>
+          <w:p>
+            <w:pPr>
+              <w:pStyle w:val="TableText"/>
+            </w:pPr>
+            <w:r>
+              <w:t xml:space="preserve">Read two paragraphs aloud. </w:t>
             </w:r>
             <w:r>
               <w:rPr>
@@ -735,7 +708,7 @@
               <w:t xml:space="preserve">Homework:</w:t>
             </w:r>
             <w:r>
-              <w:t xml:space="preserve"> Write a shopping list and a short dialogue.</w:t>
+              <w:t xml:space="preserve"> Write about your own talent.</w:t>
             </w:r>
           </w:p>
         </w:tc>
@@ -748,7 +721,7 @@
         <w:keepNext/>
       </w:pPr>
       <w:r>
-        <w:t xml:space="preserve">Plan 3: Unit 3, Meeting</w:t>
+        <w:t xml:space="preserve">Plan 2: Unit 2, May I Help You?</w:t>
       </w:r>
     </w:p>
     <w:p>
@@ -762,7 +735,7 @@
         <w:t xml:space="preserve">Book activity:</w:t>
       </w:r>
       <w:r>
-        <w:t xml:space="preserve"> Activities 3, 7 and 8. </w:t>
+        <w:t xml:space="preserve"> Activities 1, 5 and 8. </w:t>
       </w:r>
       <w:r>
         <w:rPr>
@@ -771,7 +744,7 @@
         <w:t xml:space="preserve">Focus:</w:t>
       </w:r>
       <w:r>
-        <w:t xml:space="preserve"> Greetings and adjectives.</w:t>
+        <w:t xml:space="preserve"> Shopping language and commas in lists.</w:t>
       </w:r>
     </w:p>
     <w:p>
@@ -785,7 +758,7 @@
         <w:t xml:space="preserve">Learning outcome:</w:t>
       </w:r>
       <w:r>
-        <w:t xml:space="preserve"> by the end of the lesson, pupils will be able to use greetings for different occasions and describe with adjectives.</w:t>
+        <w:t xml:space="preserve"> by the end of the lesson, pupils will be able to use shopping expressions and punctuate lists correctly.</w:t>
       </w:r>
     </w:p>
     <w:p>
@@ -799,7 +772,7 @@
         <w:t xml:space="preserve">Materials:</w:t>
       </w:r>
       <w:r>
-        <w:t xml:space="preserve"> Greeting pictures.</w:t>
+        <w:t xml:space="preserve"> A grocery list, price cards.</w:t>
       </w:r>
     </w:p>
     <w:tbl>
@@ -888,12 +861,20 @@
         <w:tc>
           <w:tcPr>
             <w:tcW w:w="1826" w:type="dxa"/>
-          </w:tcPr>
-          <w:p>
-            <w:pPr>
-              <w:pStyle w:val="TableText"/>
-            </w:pPr>
-            <w:r>
+            <w:shd w:val="clear" w:color="auto" w:fill="EFF4FB"/>
+            <w:tcBorders>
+              <w:left w:val="single" w:sz="18" w:space="0" w:color="1E4276"/>
+            </w:tcBorders>
+          </w:tcPr>
+          <w:p>
+            <w:pPr>
+              <w:pStyle w:val="TableText"/>
+            </w:pPr>
+            <w:r>
+              <w:rPr>
+                <w:b/>
+                <w:color w:val="0F2647"/>
+              </w:rPr>
               <w:t xml:space="preserve">Presentation</w:t>
             </w:r>
           </w:p>
@@ -901,6 +882,7 @@
         <w:tc>
           <w:tcPr>
             <w:tcW w:w="974" w:type="dxa"/>
+            <w:shd w:val="clear" w:color="auto" w:fill="EFF4FB"/>
           </w:tcPr>
           <w:p>
             <w:pPr>
@@ -914,30 +896,39 @@
         <w:tc>
           <w:tcPr>
             <w:tcW w:w="7306" w:type="dxa"/>
-          </w:tcPr>
-          <w:p>
-            <w:pPr>
-              <w:pStyle w:val="TableText"/>
-            </w:pPr>
-            <w:r>
-              <w:t xml:space="preserve">Show the pictures and elicit the greetings. Find the adjectives in Activity 6.</w:t>
-            </w:r>
-          </w:p>
-        </w:tc>
-      </w:tr>
-      <w:tr>
-        <w:trPr>
-          <w:cantSplit/>
-        </w:trPr>
-        <w:tc>
-          <w:tcPr>
-            <w:tcW w:w="1826" w:type="dxa"/>
-          </w:tcPr>
-          <w:p>
-            <w:pPr>
-              <w:pStyle w:val="TableText"/>
-            </w:pPr>
-            <w:r>
+            <w:shd w:val="clear" w:color="auto" w:fill="EFF4FB"/>
+          </w:tcPr>
+          <w:p>
+            <w:pPr>
+              <w:pStyle w:val="TableText"/>
+            </w:pPr>
+            <w:r>
+              <w:t xml:space="preserve">Act out the supermarket dialogue. Show: We need rice, sugar and dhal. Point to the commas.</w:t>
+            </w:r>
+          </w:p>
+        </w:tc>
+      </w:tr>
+      <w:tr>
+        <w:trPr>
+          <w:cantSplit/>
+        </w:trPr>
+        <w:tc>
+          <w:tcPr>
+            <w:tcW w:w="1826" w:type="dxa"/>
+            <w:shd w:val="clear" w:color="auto" w:fill="EDF7F4"/>
+            <w:tcBorders>
+              <w:left w:val="single" w:sz="18" w:space="0" w:color="0E7C66"/>
+            </w:tcBorders>
+          </w:tcPr>
+          <w:p>
+            <w:pPr>
+              <w:pStyle w:val="TableText"/>
+            </w:pPr>
+            <w:r>
+              <w:rPr>
+                <w:b/>
+                <w:color w:val="08503F"/>
+              </w:rPr>
               <w:t xml:space="preserve">Practice</w:t>
             </w:r>
           </w:p>
@@ -945,6 +936,7 @@
         <w:tc>
           <w:tcPr>
             <w:tcW w:w="974" w:type="dxa"/>
+            <w:shd w:val="clear" w:color="auto" w:fill="EDF7F4"/>
           </w:tcPr>
           <w:p>
             <w:pPr>
@@ -958,30 +950,39 @@
         <w:tc>
           <w:tcPr>
             <w:tcW w:w="7306" w:type="dxa"/>
-          </w:tcPr>
-          <w:p>
-            <w:pPr>
-              <w:pStyle w:val="TableText"/>
-            </w:pPr>
-            <w:r>
-              <w:t xml:space="preserve">Write the greetings (Activity 3). Write sentences with the adjectives (Activity 7).</w:t>
-            </w:r>
-          </w:p>
-        </w:tc>
-      </w:tr>
-      <w:tr>
-        <w:trPr>
-          <w:cantSplit/>
-        </w:trPr>
-        <w:tc>
-          <w:tcPr>
-            <w:tcW w:w="1826" w:type="dxa"/>
-          </w:tcPr>
-          <w:p>
-            <w:pPr>
-              <w:pStyle w:val="TableText"/>
-            </w:pPr>
-            <w:r>
+            <w:shd w:val="clear" w:color="auto" w:fill="EDF7F4"/>
+          </w:tcPr>
+          <w:p>
+            <w:pPr>
+              <w:pStyle w:val="TableText"/>
+            </w:pPr>
+            <w:r>
+              <w:t xml:space="preserve">Insert commas (Activity 8) and read the sentences aloud, pausing at commas.</w:t>
+            </w:r>
+          </w:p>
+        </w:tc>
+      </w:tr>
+      <w:tr>
+        <w:trPr>
+          <w:cantSplit/>
+        </w:trPr>
+        <w:tc>
+          <w:tcPr>
+            <w:tcW w:w="1826" w:type="dxa"/>
+            <w:shd w:val="clear" w:color="auto" w:fill="FDF6E8"/>
+            <w:tcBorders>
+              <w:left w:val="single" w:sz="18" w:space="0" w:color="B07C12"/>
+            </w:tcBorders>
+          </w:tcPr>
+          <w:p>
+            <w:pPr>
+              <w:pStyle w:val="TableText"/>
+            </w:pPr>
+            <w:r>
+              <w:rPr>
+                <w:b/>
+                <w:color w:val="7D5205"/>
+              </w:rPr>
               <w:t xml:space="preserve">Production</w:t>
             </w:r>
           </w:p>
@@ -989,6 +990,7 @@
         <w:tc>
           <w:tcPr>
             <w:tcW w:w="974" w:type="dxa"/>
+            <w:shd w:val="clear" w:color="auto" w:fill="FDF6E8"/>
           </w:tcPr>
           <w:p>
             <w:pPr>
@@ -1002,30 +1004,39 @@
         <w:tc>
           <w:tcPr>
             <w:tcW w:w="7306" w:type="dxa"/>
-          </w:tcPr>
-          <w:p>
-            <w:pPr>
-              <w:pStyle w:val="TableText"/>
-            </w:pPr>
-            <w:r>
-              <w:t xml:space="preserve">Groups plan points for a speech on healthy food (Activity 8).</w:t>
-            </w:r>
-          </w:p>
-        </w:tc>
-      </w:tr>
-      <w:tr>
-        <w:trPr>
-          <w:cantSplit/>
-        </w:trPr>
-        <w:tc>
-          <w:tcPr>
-            <w:tcW w:w="1826" w:type="dxa"/>
-          </w:tcPr>
-          <w:p>
-            <w:pPr>
-              <w:pStyle w:val="TableText"/>
-            </w:pPr>
-            <w:r>
+            <w:shd w:val="clear" w:color="auto" w:fill="FDF6E8"/>
+          </w:tcPr>
+          <w:p>
+            <w:pPr>
+              <w:pStyle w:val="TableText"/>
+            </w:pPr>
+            <w:r>
+              <w:t xml:space="preserve">Groups prepare a grocery list and role-play shopping (Activity 5).</w:t>
+            </w:r>
+          </w:p>
+        </w:tc>
+      </w:tr>
+      <w:tr>
+        <w:trPr>
+          <w:cantSplit/>
+        </w:trPr>
+        <w:tc>
+          <w:tcPr>
+            <w:tcW w:w="1826" w:type="dxa"/>
+            <w:shd w:val="clear" w:color="auto" w:fill="F7F9FB"/>
+            <w:tcBorders>
+              <w:left w:val="single" w:sz="18" w:space="0" w:color="8E98A4"/>
+            </w:tcBorders>
+          </w:tcPr>
+          <w:p>
+            <w:pPr>
+              <w:pStyle w:val="TableText"/>
+            </w:pPr>
+            <w:r>
+              <w:rPr>
+                <w:b/>
+                <w:color w:val="33404F"/>
+              </w:rPr>
               <w:t xml:space="preserve">Check and close</w:t>
             </w:r>
           </w:p>
@@ -1033,6 +1044,7 @@
         <w:tc>
           <w:tcPr>
             <w:tcW w:w="974" w:type="dxa"/>
+            <w:shd w:val="clear" w:color="auto" w:fill="F7F9FB"/>
           </w:tcPr>
           <w:p>
             <w:pPr>
@@ -1046,13 +1058,14 @@
         <w:tc>
           <w:tcPr>
             <w:tcW w:w="7306" w:type="dxa"/>
-          </w:tcPr>
-          <w:p>
-            <w:pPr>
-              <w:pStyle w:val="TableText"/>
-            </w:pPr>
-            <w:r>
-              <w:t xml:space="preserve">One group presents. </w:t>
+            <w:shd w:val="clear" w:color="auto" w:fill="F7F9FB"/>
+          </w:tcPr>
+          <w:p>
+            <w:pPr>
+              <w:pStyle w:val="TableText"/>
+            </w:pPr>
+            <w:r>
+              <w:t xml:space="preserve">One group performs. </w:t>
             </w:r>
             <w:r>
               <w:rPr>
@@ -1061,7 +1074,7 @@
               <w:t xml:space="preserve">Homework:</w:t>
             </w:r>
             <w:r>
-              <w:t xml:space="preserve"> Write the speech in full.</w:t>
+              <w:t xml:space="preserve"> Write a shopping list and a short dialogue.</w:t>
             </w:r>
           </w:p>
         </w:tc>
@@ -1074,7 +1087,7 @@
         <w:keepNext/>
       </w:pPr>
       <w:r>
-        <w:t xml:space="preserve">Plan 4: Unit 4, Extinct Friends</w:t>
+        <w:t xml:space="preserve">Plan 3: Unit 3, Meeting</w:t>
       </w:r>
     </w:p>
     <w:p>
@@ -1088,7 +1101,7 @@
         <w:t xml:space="preserve">Book activity:</w:t>
       </w:r>
       <w:r>
-        <w:t xml:space="preserve"> Activities 3, 4 and 8. </w:t>
+        <w:t xml:space="preserve"> Activities 3, 7 and 8. </w:t>
       </w:r>
       <w:r>
         <w:rPr>
@@ -1097,7 +1110,7 @@
         <w:t xml:space="preserve">Focus:</w:t>
       </w:r>
       <w:r>
-        <w:t xml:space="preserve"> Retelling a story.</w:t>
+        <w:t xml:space="preserve"> Greetings and adjectives.</w:t>
       </w:r>
     </w:p>
     <w:p>
@@ -1111,7 +1124,7 @@
         <w:t xml:space="preserve">Learning outcome:</w:t>
       </w:r>
       <w:r>
-        <w:t xml:space="preserve"> by the end of the lesson, pupils will be able to retell a story in their own words and speak about an extinct animal.</w:t>
+        <w:t xml:space="preserve"> by the end of the lesson, pupils will be able to use greetings for different occasions and describe with adjectives.</w:t>
       </w:r>
     </w:p>
     <w:p>
@@ -1125,7 +1138,7 @@
         <w:t xml:space="preserve">Materials:</w:t>
       </w:r>
       <w:r>
-        <w:t xml:space="preserve"> The Ice Age story, dinosaur pictures.</w:t>
+        <w:t xml:space="preserve"> Greeting pictures.</w:t>
       </w:r>
     </w:p>
     <w:tbl>
@@ -1214,12 +1227,20 @@
         <w:tc>
           <w:tcPr>
             <w:tcW w:w="1826" w:type="dxa"/>
-          </w:tcPr>
-          <w:p>
-            <w:pPr>
-              <w:pStyle w:val="TableText"/>
-            </w:pPr>
-            <w:r>
+            <w:shd w:val="clear" w:color="auto" w:fill="EFF4FB"/>
+            <w:tcBorders>
+              <w:left w:val="single" w:sz="18" w:space="0" w:color="1E4276"/>
+            </w:tcBorders>
+          </w:tcPr>
+          <w:p>
+            <w:pPr>
+              <w:pStyle w:val="TableText"/>
+            </w:pPr>
+            <w:r>
+              <w:rPr>
+                <w:b/>
+                <w:color w:val="0F2647"/>
+              </w:rPr>
               <w:t xml:space="preserve">Presentation</w:t>
             </w:r>
           </w:p>
@@ -1227,6 +1248,7 @@
         <w:tc>
           <w:tcPr>
             <w:tcW w:w="974" w:type="dxa"/>
+            <w:shd w:val="clear" w:color="auto" w:fill="EFF4FB"/>
           </w:tcPr>
           <w:p>
             <w:pPr>
@@ -1240,30 +1262,39 @@
         <w:tc>
           <w:tcPr>
             <w:tcW w:w="7306" w:type="dxa"/>
-          </w:tcPr>
-          <w:p>
-            <w:pPr>
-              <w:pStyle w:val="TableText"/>
-            </w:pPr>
-            <w:r>
-              <w:t xml:space="preserve">Act out Nethula's Tour to the Ice Age. Model a retelling with first, then, finally.</w:t>
-            </w:r>
-          </w:p>
-        </w:tc>
-      </w:tr>
-      <w:tr>
-        <w:trPr>
-          <w:cantSplit/>
-        </w:trPr>
-        <w:tc>
-          <w:tcPr>
-            <w:tcW w:w="1826" w:type="dxa"/>
-          </w:tcPr>
-          <w:p>
-            <w:pPr>
-              <w:pStyle w:val="TableText"/>
-            </w:pPr>
-            <w:r>
+            <w:shd w:val="clear" w:color="auto" w:fill="EFF4FB"/>
+          </w:tcPr>
+          <w:p>
+            <w:pPr>
+              <w:pStyle w:val="TableText"/>
+            </w:pPr>
+            <w:r>
+              <w:t xml:space="preserve">Show the pictures and elicit the greetings. Find the adjectives in Activity 6.</w:t>
+            </w:r>
+          </w:p>
+        </w:tc>
+      </w:tr>
+      <w:tr>
+        <w:trPr>
+          <w:cantSplit/>
+        </w:trPr>
+        <w:tc>
+          <w:tcPr>
+            <w:tcW w:w="1826" w:type="dxa"/>
+            <w:shd w:val="clear" w:color="auto" w:fill="EDF7F4"/>
+            <w:tcBorders>
+              <w:left w:val="single" w:sz="18" w:space="0" w:color="0E7C66"/>
+            </w:tcBorders>
+          </w:tcPr>
+          <w:p>
+            <w:pPr>
+              <w:pStyle w:val="TableText"/>
+            </w:pPr>
+            <w:r>
+              <w:rPr>
+                <w:b/>
+                <w:color w:val="08503F"/>
+              </w:rPr>
               <w:t xml:space="preserve">Practice</w:t>
             </w:r>
           </w:p>
@@ -1271,6 +1302,7 @@
         <w:tc>
           <w:tcPr>
             <w:tcW w:w="974" w:type="dxa"/>
+            <w:shd w:val="clear" w:color="auto" w:fill="EDF7F4"/>
           </w:tcPr>
           <w:p>
             <w:pPr>
@@ -1284,30 +1316,39 @@
         <w:tc>
           <w:tcPr>
             <w:tcW w:w="7306" w:type="dxa"/>
-          </w:tcPr>
-          <w:p>
-            <w:pPr>
-              <w:pStyle w:val="TableText"/>
-            </w:pPr>
-            <w:r>
-              <w:t xml:space="preserve">Pupils relate the dream to a partner (Activity 3).</w:t>
-            </w:r>
-          </w:p>
-        </w:tc>
-      </w:tr>
-      <w:tr>
-        <w:trPr>
-          <w:cantSplit/>
-        </w:trPr>
-        <w:tc>
-          <w:tcPr>
-            <w:tcW w:w="1826" w:type="dxa"/>
-          </w:tcPr>
-          <w:p>
-            <w:pPr>
-              <w:pStyle w:val="TableText"/>
-            </w:pPr>
-            <w:r>
+            <w:shd w:val="clear" w:color="auto" w:fill="EDF7F4"/>
+          </w:tcPr>
+          <w:p>
+            <w:pPr>
+              <w:pStyle w:val="TableText"/>
+            </w:pPr>
+            <w:r>
+              <w:t xml:space="preserve">Write the greetings (Activity 3). Write sentences with the adjectives (Activity 7).</w:t>
+            </w:r>
+          </w:p>
+        </w:tc>
+      </w:tr>
+      <w:tr>
+        <w:trPr>
+          <w:cantSplit/>
+        </w:trPr>
+        <w:tc>
+          <w:tcPr>
+            <w:tcW w:w="1826" w:type="dxa"/>
+            <w:shd w:val="clear" w:color="auto" w:fill="FDF6E8"/>
+            <w:tcBorders>
+              <w:left w:val="single" w:sz="18" w:space="0" w:color="B07C12"/>
+            </w:tcBorders>
+          </w:tcPr>
+          <w:p>
+            <w:pPr>
+              <w:pStyle w:val="TableText"/>
+            </w:pPr>
+            <w:r>
+              <w:rPr>
+                <w:b/>
+                <w:color w:val="7D5205"/>
+              </w:rPr>
               <w:t xml:space="preserve">Production</w:t>
             </w:r>
           </w:p>
@@ -1315,6 +1356,7 @@
         <w:tc>
           <w:tcPr>
             <w:tcW w:w="974" w:type="dxa"/>
+            <w:shd w:val="clear" w:color="auto" w:fill="FDF6E8"/>
           </w:tcPr>
           <w:p>
             <w:pPr>
@@ -1328,30 +1370,39 @@
         <w:tc>
           <w:tcPr>
             <w:tcW w:w="7306" w:type="dxa"/>
-          </w:tcPr>
-          <w:p>
-            <w:pPr>
-              <w:pStyle w:val="TableText"/>
-            </w:pPr>
-            <w:r>
-              <w:t xml:space="preserve">Write the story in own words (Activity 4) and speak about an extinct creature (Activity 8).</w:t>
-            </w:r>
-          </w:p>
-        </w:tc>
-      </w:tr>
-      <w:tr>
-        <w:trPr>
-          <w:cantSplit/>
-        </w:trPr>
-        <w:tc>
-          <w:tcPr>
-            <w:tcW w:w="1826" w:type="dxa"/>
-          </w:tcPr>
-          <w:p>
-            <w:pPr>
-              <w:pStyle w:val="TableText"/>
-            </w:pPr>
-            <w:r>
+            <w:shd w:val="clear" w:color="auto" w:fill="FDF6E8"/>
+          </w:tcPr>
+          <w:p>
+            <w:pPr>
+              <w:pStyle w:val="TableText"/>
+            </w:pPr>
+            <w:r>
+              <w:t xml:space="preserve">Groups plan points for a speech on healthy food (Activity 8).</w:t>
+            </w:r>
+          </w:p>
+        </w:tc>
+      </w:tr>
+      <w:tr>
+        <w:trPr>
+          <w:cantSplit/>
+        </w:trPr>
+        <w:tc>
+          <w:tcPr>
+            <w:tcW w:w="1826" w:type="dxa"/>
+            <w:shd w:val="clear" w:color="auto" w:fill="F7F9FB"/>
+            <w:tcBorders>
+              <w:left w:val="single" w:sz="18" w:space="0" w:color="8E98A4"/>
+            </w:tcBorders>
+          </w:tcPr>
+          <w:p>
+            <w:pPr>
+              <w:pStyle w:val="TableText"/>
+            </w:pPr>
+            <w:r>
+              <w:rPr>
+                <w:b/>
+                <w:color w:val="33404F"/>
+              </w:rPr>
               <w:t xml:space="preserve">Check and close</w:t>
             </w:r>
           </w:p>
@@ -1359,6 +1410,7 @@
         <w:tc>
           <w:tcPr>
             <w:tcW w:w="974" w:type="dxa"/>
+            <w:shd w:val="clear" w:color="auto" w:fill="F7F9FB"/>
           </w:tcPr>
           <w:p>
             <w:pPr>
@@ -1372,13 +1424,14 @@
         <w:tc>
           <w:tcPr>
             <w:tcW w:w="7306" w:type="dxa"/>
-          </w:tcPr>
-          <w:p>
-            <w:pPr>
-              <w:pStyle w:val="TableText"/>
-            </w:pPr>
-            <w:r>
-              <w:t xml:space="preserve">Pairs swap and check sequence words. </w:t>
+            <w:shd w:val="clear" w:color="auto" w:fill="F7F9FB"/>
+          </w:tcPr>
+          <w:p>
+            <w:pPr>
+              <w:pStyle w:val="TableText"/>
+            </w:pPr>
+            <w:r>
+              <w:t xml:space="preserve">One group presents. </w:t>
             </w:r>
             <w:r>
               <w:rPr>
@@ -1387,7 +1440,7 @@
               <w:t xml:space="preserve">Homework:</w:t>
             </w:r>
             <w:r>
-              <w:t xml:space="preserve"> Find three facts about an extinct animal.</w:t>
+              <w:t xml:space="preserve"> Write the speech in full.</w:t>
             </w:r>
           </w:p>
         </w:tc>
@@ -1400,7 +1453,7 @@
         <w:keepNext/>
       </w:pPr>
       <w:r>
-        <w:t xml:space="preserve">Plan 5: Unit 5, A Second Chance Called Tomorrow</w:t>
+        <w:t xml:space="preserve">Plan 4: Unit 4, Extinct Friends</w:t>
       </w:r>
     </w:p>
     <w:p>
@@ -1414,7 +1467,7 @@
         <w:t xml:space="preserve">Book activity:</w:t>
       </w:r>
       <w:r>
-        <w:t xml:space="preserve"> Activities 5, 10 and 12. </w:t>
+        <w:t xml:space="preserve"> Activities 3, 4 and 8. </w:t>
       </w:r>
       <w:r>
         <w:rPr>
@@ -1423,7 +1476,7 @@
         <w:t xml:space="preserve">Focus:</w:t>
       </w:r>
       <w:r>
-        <w:t xml:space="preserve"> The passive and a congratulation letter.</w:t>
+        <w:t xml:space="preserve"> Retelling a story.</w:t>
       </w:r>
     </w:p>
     <w:p>
@@ -1437,7 +1490,7 @@
         <w:t xml:space="preserve">Learning outcome:</w:t>
       </w:r>
       <w:r>
-        <w:t xml:space="preserve"> by the end of the lesson, pupils will be able to transform active sentences into the passive and write a congratulatory letter.</w:t>
+        <w:t xml:space="preserve"> by the end of the lesson, pupils will be able to retell a story in their own words and speak about an extinct animal.</w:t>
       </w:r>
     </w:p>
     <w:p>
@@ -1451,7 +1504,7 @@
         <w:t xml:space="preserve">Materials:</w:t>
       </w:r>
       <w:r>
-        <w:t xml:space="preserve"> The 100 Metres extract.</w:t>
+        <w:t xml:space="preserve"> The Ice Age story, dinosaur pictures.</w:t>
       </w:r>
     </w:p>
     <w:tbl>
@@ -1540,12 +1593,20 @@
         <w:tc>
           <w:tcPr>
             <w:tcW w:w="1826" w:type="dxa"/>
-          </w:tcPr>
-          <w:p>
-            <w:pPr>
-              <w:pStyle w:val="TableText"/>
-            </w:pPr>
-            <w:r>
+            <w:shd w:val="clear" w:color="auto" w:fill="EFF4FB"/>
+            <w:tcBorders>
+              <w:left w:val="single" w:sz="18" w:space="0" w:color="1E4276"/>
+            </w:tcBorders>
+          </w:tcPr>
+          <w:p>
+            <w:pPr>
+              <w:pStyle w:val="TableText"/>
+            </w:pPr>
+            <w:r>
+              <w:rPr>
+                <w:b/>
+                <w:color w:val="0F2647"/>
+              </w:rPr>
               <w:t xml:space="preserve">Presentation</w:t>
             </w:r>
           </w:p>
@@ -1553,6 +1614,7 @@
         <w:tc>
           <w:tcPr>
             <w:tcW w:w="974" w:type="dxa"/>
+            <w:shd w:val="clear" w:color="auto" w:fill="EFF4FB"/>
           </w:tcPr>
           <w:p>
             <w:pPr>
@@ -1566,30 +1628,39 @@
         <w:tc>
           <w:tcPr>
             <w:tcW w:w="7306" w:type="dxa"/>
-          </w:tcPr>
-          <w:p>
-            <w:pPr>
-              <w:pStyle w:val="TableText"/>
-            </w:pPr>
-            <w:r>
-              <w:t xml:space="preserve">Read the extract and discuss Mudalihamy's victory. Show: Rahim wrote a letter → A letter was written by Rahim.</w:t>
-            </w:r>
-          </w:p>
-        </w:tc>
-      </w:tr>
-      <w:tr>
-        <w:trPr>
-          <w:cantSplit/>
-        </w:trPr>
-        <w:tc>
-          <w:tcPr>
-            <w:tcW w:w="1826" w:type="dxa"/>
-          </w:tcPr>
-          <w:p>
-            <w:pPr>
-              <w:pStyle w:val="TableText"/>
-            </w:pPr>
-            <w:r>
+            <w:shd w:val="clear" w:color="auto" w:fill="EFF4FB"/>
+          </w:tcPr>
+          <w:p>
+            <w:pPr>
+              <w:pStyle w:val="TableText"/>
+            </w:pPr>
+            <w:r>
+              <w:t xml:space="preserve">Act out Nethula's Tour to the Ice Age. Model a retelling with first, then, finally.</w:t>
+            </w:r>
+          </w:p>
+        </w:tc>
+      </w:tr>
+      <w:tr>
+        <w:trPr>
+          <w:cantSplit/>
+        </w:trPr>
+        <w:tc>
+          <w:tcPr>
+            <w:tcW w:w="1826" w:type="dxa"/>
+            <w:shd w:val="clear" w:color="auto" w:fill="EDF7F4"/>
+            <w:tcBorders>
+              <w:left w:val="single" w:sz="18" w:space="0" w:color="0E7C66"/>
+            </w:tcBorders>
+          </w:tcPr>
+          <w:p>
+            <w:pPr>
+              <w:pStyle w:val="TableText"/>
+            </w:pPr>
+            <w:r>
+              <w:rPr>
+                <w:b/>
+                <w:color w:val="08503F"/>
+              </w:rPr>
               <w:t xml:space="preserve">Practice</w:t>
             </w:r>
           </w:p>
@@ -1597,6 +1668,7 @@
         <w:tc>
           <w:tcPr>
             <w:tcW w:w="974" w:type="dxa"/>
+            <w:shd w:val="clear" w:color="auto" w:fill="EDF7F4"/>
           </w:tcPr>
           <w:p>
             <w:pPr>
@@ -1610,30 +1682,39 @@
         <w:tc>
           <w:tcPr>
             <w:tcW w:w="7306" w:type="dxa"/>
-          </w:tcPr>
-          <w:p>
-            <w:pPr>
-              <w:pStyle w:val="TableText"/>
-            </w:pPr>
-            <w:r>
-              <w:t xml:space="preserve">Transform sentences into the passive (Activity 12).</w:t>
-            </w:r>
-          </w:p>
-        </w:tc>
-      </w:tr>
-      <w:tr>
-        <w:trPr>
-          <w:cantSplit/>
-        </w:trPr>
-        <w:tc>
-          <w:tcPr>
-            <w:tcW w:w="1826" w:type="dxa"/>
-          </w:tcPr>
-          <w:p>
-            <w:pPr>
-              <w:pStyle w:val="TableText"/>
-            </w:pPr>
-            <w:r>
+            <w:shd w:val="clear" w:color="auto" w:fill="EDF7F4"/>
+          </w:tcPr>
+          <w:p>
+            <w:pPr>
+              <w:pStyle w:val="TableText"/>
+            </w:pPr>
+            <w:r>
+              <w:t xml:space="preserve">Pupils relate the dream to a partner (Activity 3).</w:t>
+            </w:r>
+          </w:p>
+        </w:tc>
+      </w:tr>
+      <w:tr>
+        <w:trPr>
+          <w:cantSplit/>
+        </w:trPr>
+        <w:tc>
+          <w:tcPr>
+            <w:tcW w:w="1826" w:type="dxa"/>
+            <w:shd w:val="clear" w:color="auto" w:fill="FDF6E8"/>
+            <w:tcBorders>
+              <w:left w:val="single" w:sz="18" w:space="0" w:color="B07C12"/>
+            </w:tcBorders>
+          </w:tcPr>
+          <w:p>
+            <w:pPr>
+              <w:pStyle w:val="TableText"/>
+            </w:pPr>
+            <w:r>
+              <w:rPr>
+                <w:b/>
+                <w:color w:val="7D5205"/>
+              </w:rPr>
               <w:t xml:space="preserve">Production</w:t>
             </w:r>
           </w:p>
@@ -1641,6 +1722,7 @@
         <w:tc>
           <w:tcPr>
             <w:tcW w:w="974" w:type="dxa"/>
+            <w:shd w:val="clear" w:color="auto" w:fill="FDF6E8"/>
           </w:tcPr>
           <w:p>
             <w:pPr>
@@ -1654,30 +1736,39 @@
         <w:tc>
           <w:tcPr>
             <w:tcW w:w="7306" w:type="dxa"/>
-          </w:tcPr>
-          <w:p>
-            <w:pPr>
-              <w:pStyle w:val="TableText"/>
-            </w:pPr>
-            <w:r>
-              <w:t xml:space="preserve">Write a letter congratulating Mudalihamy (Activity 10).</w:t>
-            </w:r>
-          </w:p>
-        </w:tc>
-      </w:tr>
-      <w:tr>
-        <w:trPr>
-          <w:cantSplit/>
-        </w:trPr>
-        <w:tc>
-          <w:tcPr>
-            <w:tcW w:w="1826" w:type="dxa"/>
-          </w:tcPr>
-          <w:p>
-            <w:pPr>
-              <w:pStyle w:val="TableText"/>
-            </w:pPr>
-            <w:r>
+            <w:shd w:val="clear" w:color="auto" w:fill="FDF6E8"/>
+          </w:tcPr>
+          <w:p>
+            <w:pPr>
+              <w:pStyle w:val="TableText"/>
+            </w:pPr>
+            <w:r>
+              <w:t xml:space="preserve">Write the story in own words (Activity 4) and speak about an extinct creature (Activity 8).</w:t>
+            </w:r>
+          </w:p>
+        </w:tc>
+      </w:tr>
+      <w:tr>
+        <w:trPr>
+          <w:cantSplit/>
+        </w:trPr>
+        <w:tc>
+          <w:tcPr>
+            <w:tcW w:w="1826" w:type="dxa"/>
+            <w:shd w:val="clear" w:color="auto" w:fill="F7F9FB"/>
+            <w:tcBorders>
+              <w:left w:val="single" w:sz="18" w:space="0" w:color="8E98A4"/>
+            </w:tcBorders>
+          </w:tcPr>
+          <w:p>
+            <w:pPr>
+              <w:pStyle w:val="TableText"/>
+            </w:pPr>
+            <w:r>
+              <w:rPr>
+                <w:b/>
+                <w:color w:val="33404F"/>
+              </w:rPr>
               <w:t xml:space="preserve">Check and close</w:t>
             </w:r>
           </w:p>
@@ -1685,6 +1776,7 @@
         <w:tc>
           <w:tcPr>
             <w:tcW w:w="974" w:type="dxa"/>
+            <w:shd w:val="clear" w:color="auto" w:fill="F7F9FB"/>
           </w:tcPr>
           <w:p>
             <w:pPr>
@@ -1698,13 +1790,14 @@
         <w:tc>
           <w:tcPr>
             <w:tcW w:w="7306" w:type="dxa"/>
-          </w:tcPr>
-          <w:p>
-            <w:pPr>
-              <w:pStyle w:val="TableText"/>
-            </w:pPr>
-            <w:r>
-              <w:t xml:space="preserve">Check the letter format. </w:t>
+            <w:shd w:val="clear" w:color="auto" w:fill="F7F9FB"/>
+          </w:tcPr>
+          <w:p>
+            <w:pPr>
+              <w:pStyle w:val="TableText"/>
+            </w:pPr>
+            <w:r>
+              <w:t xml:space="preserve">Pairs swap and check sequence words. </w:t>
             </w:r>
             <w:r>
               <w:rPr>
@@ -1713,7 +1806,7 @@
               <w:t xml:space="preserve">Homework:</w:t>
             </w:r>
             <w:r>
-              <w:t xml:space="preserve"> Write five passive sentences about your school.</w:t>
+              <w:t xml:space="preserve"> Find three facts about an extinct animal.</w:t>
             </w:r>
           </w:p>
         </w:tc>
@@ -1726,7 +1819,7 @@
         <w:keepNext/>
       </w:pPr>
       <w:r>
-        <w:t xml:space="preserve">Plan 6: Unit 6, Art</w:t>
+        <w:t xml:space="preserve">Plan 5: Unit 5, A Second Chance Called Tomorrow</w:t>
       </w:r>
     </w:p>
     <w:p>
@@ -1740,7 +1833,7 @@
         <w:t xml:space="preserve">Book activity:</w:t>
       </w:r>
       <w:r>
-        <w:t xml:space="preserve"> Activities 2, 3 and 5. </w:t>
+        <w:t xml:space="preserve"> Activities 5, 10 and 12. </w:t>
       </w:r>
       <w:r>
         <w:rPr>
@@ -1749,7 +1842,7 @@
         <w:t xml:space="preserve">Focus:</w:t>
       </w:r>
       <w:r>
-        <w:t xml:space="preserve"> Pronunciation and using a dictionary.</w:t>
+        <w:t xml:space="preserve"> The passive and a congratulation letter.</w:t>
       </w:r>
     </w:p>
     <w:p>
@@ -1763,7 +1856,7 @@
         <w:t xml:space="preserve">Learning outcome:</w:t>
       </w:r>
       <w:r>
-        <w:t xml:space="preserve"> by the end of the lesson, pupils will be able to use dictionary entries to find meanings and word classes.</w:t>
+        <w:t xml:space="preserve"> by the end of the lesson, pupils will be able to transform active sentences into the passive and write a congratulatory letter.</w:t>
       </w:r>
     </w:p>
     <w:p>
@@ -1777,7 +1870,7 @@
         <w:t xml:space="preserve">Materials:</w:t>
       </w:r>
       <w:r>
-        <w:t xml:space="preserve"> Dictionaries, the dictionary page.</w:t>
+        <w:t xml:space="preserve"> The 100 Metres extract.</w:t>
       </w:r>
     </w:p>
     <w:tbl>
@@ -1866,12 +1959,20 @@
         <w:tc>
           <w:tcPr>
             <w:tcW w:w="1826" w:type="dxa"/>
-          </w:tcPr>
-          <w:p>
-            <w:pPr>
-              <w:pStyle w:val="TableText"/>
-            </w:pPr>
-            <w:r>
+            <w:shd w:val="clear" w:color="auto" w:fill="EFF4FB"/>
+            <w:tcBorders>
+              <w:left w:val="single" w:sz="18" w:space="0" w:color="1E4276"/>
+            </w:tcBorders>
+          </w:tcPr>
+          <w:p>
+            <w:pPr>
+              <w:pStyle w:val="TableText"/>
+            </w:pPr>
+            <w:r>
+              <w:rPr>
+                <w:b/>
+                <w:color w:val="0F2647"/>
+              </w:rPr>
               <w:t xml:space="preserve">Presentation</w:t>
             </w:r>
           </w:p>
@@ -1879,6 +1980,7 @@
         <w:tc>
           <w:tcPr>
             <w:tcW w:w="974" w:type="dxa"/>
+            <w:shd w:val="clear" w:color="auto" w:fill="EFF4FB"/>
           </w:tcPr>
           <w:p>
             <w:pPr>
@@ -1892,30 +1994,39 @@
         <w:tc>
           <w:tcPr>
             <w:tcW w:w="7306" w:type="dxa"/>
-          </w:tcPr>
-          <w:p>
-            <w:pPr>
-              <w:pStyle w:val="TableText"/>
-            </w:pPr>
-            <w:r>
-              <w:t xml:space="preserve">Say the words in Activity 2 and find the shared sound. Explain a dictionary entry: headword, word class, meaning.</w:t>
-            </w:r>
-          </w:p>
-        </w:tc>
-      </w:tr>
-      <w:tr>
-        <w:trPr>
-          <w:cantSplit/>
-        </w:trPr>
-        <w:tc>
-          <w:tcPr>
-            <w:tcW w:w="1826" w:type="dxa"/>
-          </w:tcPr>
-          <w:p>
-            <w:pPr>
-              <w:pStyle w:val="TableText"/>
-            </w:pPr>
-            <w:r>
+            <w:shd w:val="clear" w:color="auto" w:fill="EFF4FB"/>
+          </w:tcPr>
+          <w:p>
+            <w:pPr>
+              <w:pStyle w:val="TableText"/>
+            </w:pPr>
+            <w:r>
+              <w:t xml:space="preserve">Read the extract and discuss Mudalihamy's victory. Show: Rahim wrote a letter → A letter was written by Rahim.</w:t>
+            </w:r>
+          </w:p>
+        </w:tc>
+      </w:tr>
+      <w:tr>
+        <w:trPr>
+          <w:cantSplit/>
+        </w:trPr>
+        <w:tc>
+          <w:tcPr>
+            <w:tcW w:w="1826" w:type="dxa"/>
+            <w:shd w:val="clear" w:color="auto" w:fill="EDF7F4"/>
+            <w:tcBorders>
+              <w:left w:val="single" w:sz="18" w:space="0" w:color="0E7C66"/>
+            </w:tcBorders>
+          </w:tcPr>
+          <w:p>
+            <w:pPr>
+              <w:pStyle w:val="TableText"/>
+            </w:pPr>
+            <w:r>
+              <w:rPr>
+                <w:b/>
+                <w:color w:val="08503F"/>
+              </w:rPr>
               <w:t xml:space="preserve">Practice</w:t>
             </w:r>
           </w:p>
@@ -1923,6 +2034,7 @@
         <w:tc>
           <w:tcPr>
             <w:tcW w:w="974" w:type="dxa"/>
+            <w:shd w:val="clear" w:color="auto" w:fill="EDF7F4"/>
           </w:tcPr>
           <w:p>
             <w:pPr>
@@ -1936,30 +2048,39 @@
         <w:tc>
           <w:tcPr>
             <w:tcW w:w="7306" w:type="dxa"/>
-          </w:tcPr>
-          <w:p>
-            <w:pPr>
-              <w:pStyle w:val="TableText"/>
-            </w:pPr>
-            <w:r>
-              <w:t xml:space="preserve">Answer the dictionary questions (Activity 3).</w:t>
-            </w:r>
-          </w:p>
-        </w:tc>
-      </w:tr>
-      <w:tr>
-        <w:trPr>
-          <w:cantSplit/>
-        </w:trPr>
-        <w:tc>
-          <w:tcPr>
-            <w:tcW w:w="1826" w:type="dxa"/>
-          </w:tcPr>
-          <w:p>
-            <w:pPr>
-              <w:pStyle w:val="TableText"/>
-            </w:pPr>
-            <w:r>
+            <w:shd w:val="clear" w:color="auto" w:fill="EDF7F4"/>
+          </w:tcPr>
+          <w:p>
+            <w:pPr>
+              <w:pStyle w:val="TableText"/>
+            </w:pPr>
+            <w:r>
+              <w:t xml:space="preserve">Transform sentences into the passive (Activity 12).</w:t>
+            </w:r>
+          </w:p>
+        </w:tc>
+      </w:tr>
+      <w:tr>
+        <w:trPr>
+          <w:cantSplit/>
+        </w:trPr>
+        <w:tc>
+          <w:tcPr>
+            <w:tcW w:w="1826" w:type="dxa"/>
+            <w:shd w:val="clear" w:color="auto" w:fill="FDF6E8"/>
+            <w:tcBorders>
+              <w:left w:val="single" w:sz="18" w:space="0" w:color="B07C12"/>
+            </w:tcBorders>
+          </w:tcPr>
+          <w:p>
+            <w:pPr>
+              <w:pStyle w:val="TableText"/>
+            </w:pPr>
+            <w:r>
+              <w:rPr>
+                <w:b/>
+                <w:color w:val="7D5205"/>
+              </w:rPr>
               <w:t xml:space="preserve">Production</w:t>
             </w:r>
           </w:p>
@@ -1967,6 +2088,7 @@
         <w:tc>
           <w:tcPr>
             <w:tcW w:w="974" w:type="dxa"/>
+            <w:shd w:val="clear" w:color="auto" w:fill="FDF6E8"/>
           </w:tcPr>
           <w:p>
             <w:pPr>
@@ -1980,30 +2102,39 @@
         <w:tc>
           <w:tcPr>
             <w:tcW w:w="7306" w:type="dxa"/>
-          </w:tcPr>
-          <w:p>
-            <w:pPr>
-              <w:pStyle w:val="TableText"/>
-            </w:pPr>
-            <w:r>
-              <w:t xml:space="preserve">Use the highlighted words in the text in new sentences (Activity 5).</w:t>
-            </w:r>
-          </w:p>
-        </w:tc>
-      </w:tr>
-      <w:tr>
-        <w:trPr>
-          <w:cantSplit/>
-        </w:trPr>
-        <w:tc>
-          <w:tcPr>
-            <w:tcW w:w="1826" w:type="dxa"/>
-          </w:tcPr>
-          <w:p>
-            <w:pPr>
-              <w:pStyle w:val="TableText"/>
-            </w:pPr>
-            <w:r>
+            <w:shd w:val="clear" w:color="auto" w:fill="FDF6E8"/>
+          </w:tcPr>
+          <w:p>
+            <w:pPr>
+              <w:pStyle w:val="TableText"/>
+            </w:pPr>
+            <w:r>
+              <w:t xml:space="preserve">Write a letter congratulating Mudalihamy (Activity 10).</w:t>
+            </w:r>
+          </w:p>
+        </w:tc>
+      </w:tr>
+      <w:tr>
+        <w:trPr>
+          <w:cantSplit/>
+        </w:trPr>
+        <w:tc>
+          <w:tcPr>
+            <w:tcW w:w="1826" w:type="dxa"/>
+            <w:shd w:val="clear" w:color="auto" w:fill="F7F9FB"/>
+            <w:tcBorders>
+              <w:left w:val="single" w:sz="18" w:space="0" w:color="8E98A4"/>
+            </w:tcBorders>
+          </w:tcPr>
+          <w:p>
+            <w:pPr>
+              <w:pStyle w:val="TableText"/>
+            </w:pPr>
+            <w:r>
+              <w:rPr>
+                <w:b/>
+                <w:color w:val="33404F"/>
+              </w:rPr>
               <w:t xml:space="preserve">Check and close</w:t>
             </w:r>
           </w:p>
@@ -2011,6 +2142,7 @@
         <w:tc>
           <w:tcPr>
             <w:tcW w:w="974" w:type="dxa"/>
+            <w:shd w:val="clear" w:color="auto" w:fill="F7F9FB"/>
           </w:tcPr>
           <w:p>
             <w:pPr>
@@ -2024,13 +2156,14 @@
         <w:tc>
           <w:tcPr>
             <w:tcW w:w="7306" w:type="dxa"/>
-          </w:tcPr>
-          <w:p>
-            <w:pPr>
-              <w:pStyle w:val="TableText"/>
-            </w:pPr>
-            <w:r>
-              <w:t xml:space="preserve">Dictionary race. </w:t>
+            <w:shd w:val="clear" w:color="auto" w:fill="F7F9FB"/>
+          </w:tcPr>
+          <w:p>
+            <w:pPr>
+              <w:pStyle w:val="TableText"/>
+            </w:pPr>
+            <w:r>
+              <w:t xml:space="preserve">Check the letter format. </w:t>
             </w:r>
             <w:r>
               <w:rPr>
@@ -2039,7 +2172,7 @@
               <w:t xml:space="preserve">Homework:</w:t>
             </w:r>
             <w:r>
-              <w:t xml:space="preserve"> Find five new words and their meanings.</w:t>
+              <w:t xml:space="preserve"> Write five passive sentences about your school.</w:t>
             </w:r>
           </w:p>
         </w:tc>
@@ -2052,7 +2185,7 @@
         <w:keepNext/>
       </w:pPr>
       <w:r>
-        <w:t xml:space="preserve">Plan 7: Unit 7, Where We Are</w:t>
+        <w:t xml:space="preserve">Plan 6: Unit 6, Art</w:t>
       </w:r>
     </w:p>
     <w:p>
@@ -2066,7 +2199,7 @@
         <w:t xml:space="preserve">Book activity:</w:t>
       </w:r>
       <w:r>
-        <w:t xml:space="preserve"> Activities 3, 4 and 6. </w:t>
+        <w:t xml:space="preserve"> Activities 2, 3 and 5. </w:t>
       </w:r>
       <w:r>
         <w:rPr>
@@ -2075,7 +2208,7 @@
         <w:t xml:space="preserve">Focus:</w:t>
       </w:r>
       <w:r>
-        <w:t xml:space="preserve"> Speaking on a topic and the passive.</w:t>
+        <w:t xml:space="preserve"> Pronunciation and using a dictionary.</w:t>
       </w:r>
     </w:p>
     <w:p>
@@ -2089,7 +2222,7 @@
         <w:t xml:space="preserve">Learning outcome:</w:t>
       </w:r>
       <w:r>
-        <w:t xml:space="preserve"> by the end of the lesson, pupils will be able to give a short talk and change sentences into the passive, leaving out the doer when not needed.</w:t>
+        <w:t xml:space="preserve"> by the end of the lesson, pupils will be able to use dictionary entries to find meanings and word classes.</w:t>
       </w:r>
     </w:p>
     <w:p>
@@ -2103,7 +2236,7 @@
         <w:t xml:space="preserve">Materials:</w:t>
       </w:r>
       <w:r>
-        <w:t xml:space="preserve"> Pictures of dwellings.</w:t>
+        <w:t xml:space="preserve"> Dictionaries, the dictionary page.</w:t>
       </w:r>
     </w:p>
     <w:tbl>
@@ -2192,12 +2325,20 @@
         <w:tc>
           <w:tcPr>
             <w:tcW w:w="1826" w:type="dxa"/>
-          </w:tcPr>
-          <w:p>
-            <w:pPr>
-              <w:pStyle w:val="TableText"/>
-            </w:pPr>
-            <w:r>
+            <w:shd w:val="clear" w:color="auto" w:fill="EFF4FB"/>
+            <w:tcBorders>
+              <w:left w:val="single" w:sz="18" w:space="0" w:color="1E4276"/>
+            </w:tcBorders>
+          </w:tcPr>
+          <w:p>
+            <w:pPr>
+              <w:pStyle w:val="TableText"/>
+            </w:pPr>
+            <w:r>
+              <w:rPr>
+                <w:b/>
+                <w:color w:val="0F2647"/>
+              </w:rPr>
               <w:t xml:space="preserve">Presentation</w:t>
             </w:r>
           </w:p>
@@ -2205,6 +2346,7 @@
         <w:tc>
           <w:tcPr>
             <w:tcW w:w="974" w:type="dxa"/>
+            <w:shd w:val="clear" w:color="auto" w:fill="EFF4FB"/>
           </w:tcPr>
           <w:p>
             <w:pPr>
@@ -2218,30 +2360,39 @@
         <w:tc>
           <w:tcPr>
             <w:tcW w:w="7306" w:type="dxa"/>
-          </w:tcPr>
-          <w:p>
-            <w:pPr>
-              <w:pStyle w:val="TableText"/>
-            </w:pPr>
-            <w:r>
-              <w:t xml:space="preserve">Show the dwellings and name them. Model a one-minute talk on Earth is Our Home.</w:t>
-            </w:r>
-          </w:p>
-        </w:tc>
-      </w:tr>
-      <w:tr>
-        <w:trPr>
-          <w:cantSplit/>
-        </w:trPr>
-        <w:tc>
-          <w:tcPr>
-            <w:tcW w:w="1826" w:type="dxa"/>
-          </w:tcPr>
-          <w:p>
-            <w:pPr>
-              <w:pStyle w:val="TableText"/>
-            </w:pPr>
-            <w:r>
+            <w:shd w:val="clear" w:color="auto" w:fill="EFF4FB"/>
+          </w:tcPr>
+          <w:p>
+            <w:pPr>
+              <w:pStyle w:val="TableText"/>
+            </w:pPr>
+            <w:r>
+              <w:t xml:space="preserve">Say the words in Activity 2 and find the shared sound. Explain a dictionary entry: headword, word class, meaning.</w:t>
+            </w:r>
+          </w:p>
+        </w:tc>
+      </w:tr>
+      <w:tr>
+        <w:trPr>
+          <w:cantSplit/>
+        </w:trPr>
+        <w:tc>
+          <w:tcPr>
+            <w:tcW w:w="1826" w:type="dxa"/>
+            <w:shd w:val="clear" w:color="auto" w:fill="EDF7F4"/>
+            <w:tcBorders>
+              <w:left w:val="single" w:sz="18" w:space="0" w:color="0E7C66"/>
+            </w:tcBorders>
+          </w:tcPr>
+          <w:p>
+            <w:pPr>
+              <w:pStyle w:val="TableText"/>
+            </w:pPr>
+            <w:r>
+              <w:rPr>
+                <w:b/>
+                <w:color w:val="08503F"/>
+              </w:rPr>
               <w:t xml:space="preserve">Practice</w:t>
             </w:r>
           </w:p>
@@ -2249,6 +2400,7 @@
         <w:tc>
           <w:tcPr>
             <w:tcW w:w="974" w:type="dxa"/>
+            <w:shd w:val="clear" w:color="auto" w:fill="EDF7F4"/>
           </w:tcPr>
           <w:p>
             <w:pPr>
@@ -2262,30 +2414,39 @@
         <w:tc>
           <w:tcPr>
             <w:tcW w:w="7306" w:type="dxa"/>
-          </w:tcPr>
-          <w:p>
-            <w:pPr>
-              <w:pStyle w:val="TableText"/>
-            </w:pPr>
-            <w:r>
-              <w:t xml:space="preserve">Change sentences into the passive (Activity 6).</w:t>
-            </w:r>
-          </w:p>
-        </w:tc>
-      </w:tr>
-      <w:tr>
-        <w:trPr>
-          <w:cantSplit/>
-        </w:trPr>
-        <w:tc>
-          <w:tcPr>
-            <w:tcW w:w="1826" w:type="dxa"/>
-          </w:tcPr>
-          <w:p>
-            <w:pPr>
-              <w:pStyle w:val="TableText"/>
-            </w:pPr>
-            <w:r>
+            <w:shd w:val="clear" w:color="auto" w:fill="EDF7F4"/>
+          </w:tcPr>
+          <w:p>
+            <w:pPr>
+              <w:pStyle w:val="TableText"/>
+            </w:pPr>
+            <w:r>
+              <w:t xml:space="preserve">Answer the dictionary questions (Activity 3).</w:t>
+            </w:r>
+          </w:p>
+        </w:tc>
+      </w:tr>
+      <w:tr>
+        <w:trPr>
+          <w:cantSplit/>
+        </w:trPr>
+        <w:tc>
+          <w:tcPr>
+            <w:tcW w:w="1826" w:type="dxa"/>
+            <w:shd w:val="clear" w:color="auto" w:fill="FDF6E8"/>
+            <w:tcBorders>
+              <w:left w:val="single" w:sz="18" w:space="0" w:color="B07C12"/>
+            </w:tcBorders>
+          </w:tcPr>
+          <w:p>
+            <w:pPr>
+              <w:pStyle w:val="TableText"/>
+            </w:pPr>
+            <w:r>
+              <w:rPr>
+                <w:b/>
+                <w:color w:val="7D5205"/>
+              </w:rPr>
               <w:t xml:space="preserve">Production</w:t>
             </w:r>
           </w:p>
@@ -2293,6 +2454,7 @@
         <w:tc>
           <w:tcPr>
             <w:tcW w:w="974" w:type="dxa"/>
+            <w:shd w:val="clear" w:color="auto" w:fill="FDF6E8"/>
           </w:tcPr>
           <w:p>
             <w:pPr>
@@ -2306,30 +2468,39 @@
         <w:tc>
           <w:tcPr>
             <w:tcW w:w="7306" w:type="dxa"/>
-          </w:tcPr>
-          <w:p>
-            <w:pPr>
-              <w:pStyle w:val="TableText"/>
-            </w:pPr>
-            <w:r>
-              <w:t xml:space="preserve">Pupils give their own talk (Activity 3) and begin a picture dictionary of dwellings (Activity 4).</w:t>
-            </w:r>
-          </w:p>
-        </w:tc>
-      </w:tr>
-      <w:tr>
-        <w:trPr>
-          <w:cantSplit/>
-        </w:trPr>
-        <w:tc>
-          <w:tcPr>
-            <w:tcW w:w="1826" w:type="dxa"/>
-          </w:tcPr>
-          <w:p>
-            <w:pPr>
-              <w:pStyle w:val="TableText"/>
-            </w:pPr>
-            <w:r>
+            <w:shd w:val="clear" w:color="auto" w:fill="FDF6E8"/>
+          </w:tcPr>
+          <w:p>
+            <w:pPr>
+              <w:pStyle w:val="TableText"/>
+            </w:pPr>
+            <w:r>
+              <w:t xml:space="preserve">Use the highlighted words in the text in new sentences (Activity 5).</w:t>
+            </w:r>
+          </w:p>
+        </w:tc>
+      </w:tr>
+      <w:tr>
+        <w:trPr>
+          <w:cantSplit/>
+        </w:trPr>
+        <w:tc>
+          <w:tcPr>
+            <w:tcW w:w="1826" w:type="dxa"/>
+            <w:shd w:val="clear" w:color="auto" w:fill="F7F9FB"/>
+            <w:tcBorders>
+              <w:left w:val="single" w:sz="18" w:space="0" w:color="8E98A4"/>
+            </w:tcBorders>
+          </w:tcPr>
+          <w:p>
+            <w:pPr>
+              <w:pStyle w:val="TableText"/>
+            </w:pPr>
+            <w:r>
+              <w:rPr>
+                <w:b/>
+                <w:color w:val="33404F"/>
+              </w:rPr>
               <w:t xml:space="preserve">Check and close</w:t>
             </w:r>
           </w:p>
@@ -2337,6 +2508,7 @@
         <w:tc>
           <w:tcPr>
             <w:tcW w:w="974" w:type="dxa"/>
+            <w:shd w:val="clear" w:color="auto" w:fill="F7F9FB"/>
           </w:tcPr>
           <w:p>
             <w:pPr>
@@ -2350,13 +2522,14 @@
         <w:tc>
           <w:tcPr>
             <w:tcW w:w="7306" w:type="dxa"/>
-          </w:tcPr>
-          <w:p>
-            <w:pPr>
-              <w:pStyle w:val="TableText"/>
-            </w:pPr>
-            <w:r>
-              <w:t xml:space="preserve">Peer feedback on eye contact and clarity. </w:t>
+            <w:shd w:val="clear" w:color="auto" w:fill="F7F9FB"/>
+          </w:tcPr>
+          <w:p>
+            <w:pPr>
+              <w:pStyle w:val="TableText"/>
+            </w:pPr>
+            <w:r>
+              <w:t xml:space="preserve">Dictionary race. </w:t>
             </w:r>
             <w:r>
               <w:rPr>
@@ -2365,7 +2538,7 @@
               <w:t xml:space="preserve">Homework:</w:t>
             </w:r>
             <w:r>
-              <w:t xml:space="preserve"> Complete the picture dictionary.</w:t>
+              <w:t xml:space="preserve"> Find five new words and their meanings.</w:t>
             </w:r>
           </w:p>
         </w:tc>
@@ -2378,7 +2551,7 @@
         <w:keepNext/>
       </w:pPr>
       <w:r>
-        <w:t xml:space="preserve">Plan 8: Unit 8, Success Through Creativity</w:t>
+        <w:t xml:space="preserve">Plan 7: Unit 7, Where We Are</w:t>
       </w:r>
     </w:p>
     <w:p>
@@ -2392,7 +2565,7 @@
         <w:t xml:space="preserve">Book activity:</w:t>
       </w:r>
       <w:r>
-        <w:t xml:space="preserve"> Activities 3, 5 and 8. </w:t>
+        <w:t xml:space="preserve"> Activities 3, 4 and 6. </w:t>
       </w:r>
       <w:r>
         <w:rPr>
@@ -2401,7 +2574,7 @@
         <w:t xml:space="preserve">Focus:</w:t>
       </w:r>
       <w:r>
-        <w:t xml:space="preserve"> Relative pronouns and writing instructions.</w:t>
+        <w:t xml:space="preserve"> Speaking on a topic and the passive.</w:t>
       </w:r>
     </w:p>
     <w:p>
@@ -2415,7 +2588,7 @@
         <w:t xml:space="preserve">Learning outcome:</w:t>
       </w:r>
       <w:r>
-        <w:t xml:space="preserve"> by the end of the lesson, pupils will be able to join ideas with who, which, whose, where and when and write upcycling instructions.</w:t>
+        <w:t xml:space="preserve"> by the end of the lesson, pupils will be able to give a short talk and change sentences into the passive, leaving out the doer when not needed.</w:t>
       </w:r>
     </w:p>
     <w:p>
@@ -2429,7 +2602,7 @@
         <w:t xml:space="preserve">Materials:</w:t>
       </w:r>
       <w:r>
-        <w:t xml:space="preserve"> An empty bottle or tin.</w:t>
+        <w:t xml:space="preserve"> Pictures of dwellings.</w:t>
       </w:r>
     </w:p>
     <w:tbl>
@@ -2518,12 +2691,20 @@
         <w:tc>
           <w:tcPr>
             <w:tcW w:w="1826" w:type="dxa"/>
-          </w:tcPr>
-          <w:p>
-            <w:pPr>
-              <w:pStyle w:val="TableText"/>
-            </w:pPr>
-            <w:r>
+            <w:shd w:val="clear" w:color="auto" w:fill="EFF4FB"/>
+            <w:tcBorders>
+              <w:left w:val="single" w:sz="18" w:space="0" w:color="1E4276"/>
+            </w:tcBorders>
+          </w:tcPr>
+          <w:p>
+            <w:pPr>
+              <w:pStyle w:val="TableText"/>
+            </w:pPr>
+            <w:r>
+              <w:rPr>
+                <w:b/>
+                <w:color w:val="0F2647"/>
+              </w:rPr>
               <w:t xml:space="preserve">Presentation</w:t>
             </w:r>
           </w:p>
@@ -2531,6 +2712,7 @@
         <w:tc>
           <w:tcPr>
             <w:tcW w:w="974" w:type="dxa"/>
+            <w:shd w:val="clear" w:color="auto" w:fill="EFF4FB"/>
           </w:tcPr>
           <w:p>
             <w:pPr>
@@ -2544,30 +2726,39 @@
         <w:tc>
           <w:tcPr>
             <w:tcW w:w="7306" w:type="dxa"/>
-          </w:tcPr>
-          <w:p>
-            <w:pPr>
-              <w:pStyle w:val="TableText"/>
-            </w:pPr>
-            <w:r>
-              <w:t xml:space="preserve">Read Upcycling – Turning Trash into Treasure. Show: This is the bottle which I turned into a vase.</w:t>
-            </w:r>
-          </w:p>
-        </w:tc>
-      </w:tr>
-      <w:tr>
-        <w:trPr>
-          <w:cantSplit/>
-        </w:trPr>
-        <w:tc>
-          <w:tcPr>
-            <w:tcW w:w="1826" w:type="dxa"/>
-          </w:tcPr>
-          <w:p>
-            <w:pPr>
-              <w:pStyle w:val="TableText"/>
-            </w:pPr>
-            <w:r>
+            <w:shd w:val="clear" w:color="auto" w:fill="EFF4FB"/>
+          </w:tcPr>
+          <w:p>
+            <w:pPr>
+              <w:pStyle w:val="TableText"/>
+            </w:pPr>
+            <w:r>
+              <w:t xml:space="preserve">Show the dwellings and name them. Model a one-minute talk on Earth is Our Home.</w:t>
+            </w:r>
+          </w:p>
+        </w:tc>
+      </w:tr>
+      <w:tr>
+        <w:trPr>
+          <w:cantSplit/>
+        </w:trPr>
+        <w:tc>
+          <w:tcPr>
+            <w:tcW w:w="1826" w:type="dxa"/>
+            <w:shd w:val="clear" w:color="auto" w:fill="EDF7F4"/>
+            <w:tcBorders>
+              <w:left w:val="single" w:sz="18" w:space="0" w:color="0E7C66"/>
+            </w:tcBorders>
+          </w:tcPr>
+          <w:p>
+            <w:pPr>
+              <w:pStyle w:val="TableText"/>
+            </w:pPr>
+            <w:r>
+              <w:rPr>
+                <w:b/>
+                <w:color w:val="08503F"/>
+              </w:rPr>
               <w:t xml:space="preserve">Practice</w:t>
             </w:r>
           </w:p>
@@ -2575,6 +2766,7 @@
         <w:tc>
           <w:tcPr>
             <w:tcW w:w="974" w:type="dxa"/>
+            <w:shd w:val="clear" w:color="auto" w:fill="EDF7F4"/>
           </w:tcPr>
           <w:p>
             <w:pPr>
@@ -2588,30 +2780,39 @@
         <w:tc>
           <w:tcPr>
             <w:tcW w:w="7306" w:type="dxa"/>
-          </w:tcPr>
-          <w:p>
-            <w:pPr>
-              <w:pStyle w:val="TableText"/>
-            </w:pPr>
-            <w:r>
-              <w:t xml:space="preserve">Fill in the relative pronouns (Activity 3).</w:t>
-            </w:r>
-          </w:p>
-        </w:tc>
-      </w:tr>
-      <w:tr>
-        <w:trPr>
-          <w:cantSplit/>
-        </w:trPr>
-        <w:tc>
-          <w:tcPr>
-            <w:tcW w:w="1826" w:type="dxa"/>
-          </w:tcPr>
-          <w:p>
-            <w:pPr>
-              <w:pStyle w:val="TableText"/>
-            </w:pPr>
-            <w:r>
+            <w:shd w:val="clear" w:color="auto" w:fill="EDF7F4"/>
+          </w:tcPr>
+          <w:p>
+            <w:pPr>
+              <w:pStyle w:val="TableText"/>
+            </w:pPr>
+            <w:r>
+              <w:t xml:space="preserve">Change sentences into the passive (Activity 6).</w:t>
+            </w:r>
+          </w:p>
+        </w:tc>
+      </w:tr>
+      <w:tr>
+        <w:trPr>
+          <w:cantSplit/>
+        </w:trPr>
+        <w:tc>
+          <w:tcPr>
+            <w:tcW w:w="1826" w:type="dxa"/>
+            <w:shd w:val="clear" w:color="auto" w:fill="FDF6E8"/>
+            <w:tcBorders>
+              <w:left w:val="single" w:sz="18" w:space="0" w:color="B07C12"/>
+            </w:tcBorders>
+          </w:tcPr>
+          <w:p>
+            <w:pPr>
+              <w:pStyle w:val="TableText"/>
+            </w:pPr>
+            <w:r>
+              <w:rPr>
+                <w:b/>
+                <w:color w:val="7D5205"/>
+              </w:rPr>
               <w:t xml:space="preserve">Production</w:t>
             </w:r>
           </w:p>
@@ -2619,6 +2820,7 @@
         <w:tc>
           <w:tcPr>
             <w:tcW w:w="974" w:type="dxa"/>
+            <w:shd w:val="clear" w:color="auto" w:fill="FDF6E8"/>
           </w:tcPr>
           <w:p>
             <w:pPr>
@@ -2632,30 +2834,39 @@
         <w:tc>
           <w:tcPr>
             <w:tcW w:w="7306" w:type="dxa"/>
-          </w:tcPr>
-          <w:p>
-            <w:pPr>
-              <w:pStyle w:val="TableText"/>
-            </w:pPr>
-            <w:r>
-              <w:t xml:space="preserve">Write instructions for upcycling an object (Activity 8).</w:t>
-            </w:r>
-          </w:p>
-        </w:tc>
-      </w:tr>
-      <w:tr>
-        <w:trPr>
-          <w:cantSplit/>
-        </w:trPr>
-        <w:tc>
-          <w:tcPr>
-            <w:tcW w:w="1826" w:type="dxa"/>
-          </w:tcPr>
-          <w:p>
-            <w:pPr>
-              <w:pStyle w:val="TableText"/>
-            </w:pPr>
-            <w:r>
+            <w:shd w:val="clear" w:color="auto" w:fill="FDF6E8"/>
+          </w:tcPr>
+          <w:p>
+            <w:pPr>
+              <w:pStyle w:val="TableText"/>
+            </w:pPr>
+            <w:r>
+              <w:t xml:space="preserve">Pupils give their own talk (Activity 3) and begin a picture dictionary of dwellings (Activity 4).</w:t>
+            </w:r>
+          </w:p>
+        </w:tc>
+      </w:tr>
+      <w:tr>
+        <w:trPr>
+          <w:cantSplit/>
+        </w:trPr>
+        <w:tc>
+          <w:tcPr>
+            <w:tcW w:w="1826" w:type="dxa"/>
+            <w:shd w:val="clear" w:color="auto" w:fill="F7F9FB"/>
+            <w:tcBorders>
+              <w:left w:val="single" w:sz="18" w:space="0" w:color="8E98A4"/>
+            </w:tcBorders>
+          </w:tcPr>
+          <w:p>
+            <w:pPr>
+              <w:pStyle w:val="TableText"/>
+            </w:pPr>
+            <w:r>
+              <w:rPr>
+                <w:b/>
+                <w:color w:val="33404F"/>
+              </w:rPr>
               <w:t xml:space="preserve">Check and close</w:t>
             </w:r>
           </w:p>
@@ -2663,6 +2874,7 @@
         <w:tc>
           <w:tcPr>
             <w:tcW w:w="974" w:type="dxa"/>
+            <w:shd w:val="clear" w:color="auto" w:fill="F7F9FB"/>
           </w:tcPr>
           <w:p>
             <w:pPr>
@@ -2676,13 +2888,14 @@
         <w:tc>
           <w:tcPr>
             <w:tcW w:w="7306" w:type="dxa"/>
-          </w:tcPr>
-          <w:p>
-            <w:pPr>
-              <w:pStyle w:val="TableText"/>
-            </w:pPr>
-            <w:r>
-              <w:t xml:space="preserve">Groups show their ideas. </w:t>
+            <w:shd w:val="clear" w:color="auto" w:fill="F7F9FB"/>
+          </w:tcPr>
+          <w:p>
+            <w:pPr>
+              <w:pStyle w:val="TableText"/>
+            </w:pPr>
+            <w:r>
+              <w:t xml:space="preserve">Peer feedback on eye contact and clarity. </w:t>
             </w:r>
             <w:r>
               <w:rPr>
@@ -2691,7 +2904,7 @@
               <w:t xml:space="preserve">Homework:</w:t>
             </w:r>
             <w:r>
-              <w:t xml:space="preserve"> Make the upcycled object.</w:t>
+              <w:t xml:space="preserve"> Complete the picture dictionary.</w:t>
             </w:r>
           </w:p>
         </w:tc>
@@ -2704,7 +2917,7 @@
         <w:keepNext/>
       </w:pPr>
       <w:r>
-        <w:t xml:space="preserve">Plan 9: Unit 9, The Greatest Wealth</w:t>
+        <w:t xml:space="preserve">Plan 8: Unit 8, Success Through Creativity</w:t>
       </w:r>
     </w:p>
     <w:p>
@@ -2718,7 +2931,7 @@
         <w:t xml:space="preserve">Book activity:</w:t>
       </w:r>
       <w:r>
-        <w:t xml:space="preserve"> Activities 5, 6 and 7. </w:t>
+        <w:t xml:space="preserve"> Activities 3, 5 and 8. </w:t>
       </w:r>
       <w:r>
         <w:rPr>
@@ -2727,7 +2940,7 @@
         <w:t xml:space="preserve">Focus:</w:t>
       </w:r>
       <w:r>
-        <w:t xml:space="preserve"> Conditional sentences.</w:t>
+        <w:t xml:space="preserve"> Relative pronouns and writing instructions.</w:t>
       </w:r>
     </w:p>
     <w:p>
@@ -2741,7 +2954,7 @@
         <w:t xml:space="preserve">Learning outcome:</w:t>
       </w:r>
       <w:r>
-        <w:t xml:space="preserve"> by the end of the lesson, pupils will be able to build first and second conditional sentences.</w:t>
+        <w:t xml:space="preserve"> by the end of the lesson, pupils will be able to join ideas with who, which, whose, where and when and write upcycling instructions.</w:t>
       </w:r>
     </w:p>
     <w:p>
@@ -2755,7 +2968,7 @@
         <w:t xml:space="preserve">Materials:</w:t>
       </w:r>
       <w:r>
-        <w:t xml:space="preserve"> The conditional table.</w:t>
+        <w:t xml:space="preserve"> An empty bottle or tin.</w:t>
       </w:r>
     </w:p>
     <w:tbl>
@@ -2844,12 +3057,20 @@
         <w:tc>
           <w:tcPr>
             <w:tcW w:w="1826" w:type="dxa"/>
-          </w:tcPr>
-          <w:p>
-            <w:pPr>
-              <w:pStyle w:val="TableText"/>
-            </w:pPr>
-            <w:r>
+            <w:shd w:val="clear" w:color="auto" w:fill="EFF4FB"/>
+            <w:tcBorders>
+              <w:left w:val="single" w:sz="18" w:space="0" w:color="1E4276"/>
+            </w:tcBorders>
+          </w:tcPr>
+          <w:p>
+            <w:pPr>
+              <w:pStyle w:val="TableText"/>
+            </w:pPr>
+            <w:r>
+              <w:rPr>
+                <w:b/>
+                <w:color w:val="0F2647"/>
+              </w:rPr>
               <w:t xml:space="preserve">Presentation</w:t>
             </w:r>
           </w:p>
@@ -2857,6 +3078,7 @@
         <w:tc>
           <w:tcPr>
             <w:tcW w:w="974" w:type="dxa"/>
+            <w:shd w:val="clear" w:color="auto" w:fill="EFF4FB"/>
           </w:tcPr>
           <w:p>
             <w:pPr>
@@ -2870,30 +3092,39 @@
         <w:tc>
           <w:tcPr>
             <w:tcW w:w="7306" w:type="dxa"/>
-          </w:tcPr>
-          <w:p>
-            <w:pPr>
-              <w:pStyle w:val="TableText"/>
-            </w:pPr>
-            <w:r>
-              <w:t xml:space="preserve">Show: If we exercise, we will be healthy. If I had time, I would ... Contrast real and imagined situations.</w:t>
-            </w:r>
-          </w:p>
-        </w:tc>
-      </w:tr>
-      <w:tr>
-        <w:trPr>
-          <w:cantSplit/>
-        </w:trPr>
-        <w:tc>
-          <w:tcPr>
-            <w:tcW w:w="1826" w:type="dxa"/>
-          </w:tcPr>
-          <w:p>
-            <w:pPr>
-              <w:pStyle w:val="TableText"/>
-            </w:pPr>
-            <w:r>
+            <w:shd w:val="clear" w:color="auto" w:fill="EFF4FB"/>
+          </w:tcPr>
+          <w:p>
+            <w:pPr>
+              <w:pStyle w:val="TableText"/>
+            </w:pPr>
+            <w:r>
+              <w:t xml:space="preserve">Read Upcycling – Turning Trash into Treasure. Show: This is the bottle which I turned into a vase.</w:t>
+            </w:r>
+          </w:p>
+        </w:tc>
+      </w:tr>
+      <w:tr>
+        <w:trPr>
+          <w:cantSplit/>
+        </w:trPr>
+        <w:tc>
+          <w:tcPr>
+            <w:tcW w:w="1826" w:type="dxa"/>
+            <w:shd w:val="clear" w:color="auto" w:fill="EDF7F4"/>
+            <w:tcBorders>
+              <w:left w:val="single" w:sz="18" w:space="0" w:color="0E7C66"/>
+            </w:tcBorders>
+          </w:tcPr>
+          <w:p>
+            <w:pPr>
+              <w:pStyle w:val="TableText"/>
+            </w:pPr>
+            <w:r>
+              <w:rPr>
+                <w:b/>
+                <w:color w:val="08503F"/>
+              </w:rPr>
               <w:t xml:space="preserve">Practice</w:t>
             </w:r>
           </w:p>
@@ -2901,6 +3132,7 @@
         <w:tc>
           <w:tcPr>
             <w:tcW w:w="974" w:type="dxa"/>
+            <w:shd w:val="clear" w:color="auto" w:fill="EDF7F4"/>
           </w:tcPr>
           <w:p>
             <w:pPr>
@@ -2914,30 +3146,39 @@
         <w:tc>
           <w:tcPr>
             <w:tcW w:w="7306" w:type="dxa"/>
-          </w:tcPr>
-          <w:p>
-            <w:pPr>
-              <w:pStyle w:val="TableText"/>
-            </w:pPr>
-            <w:r>
-              <w:t xml:space="preserve">Build sentences from the table (Activity 5) and match clauses (Activity 7).</w:t>
-            </w:r>
-          </w:p>
-        </w:tc>
-      </w:tr>
-      <w:tr>
-        <w:trPr>
-          <w:cantSplit/>
-        </w:trPr>
-        <w:tc>
-          <w:tcPr>
-            <w:tcW w:w="1826" w:type="dxa"/>
-          </w:tcPr>
-          <w:p>
-            <w:pPr>
-              <w:pStyle w:val="TableText"/>
-            </w:pPr>
-            <w:r>
+            <w:shd w:val="clear" w:color="auto" w:fill="EDF7F4"/>
+          </w:tcPr>
+          <w:p>
+            <w:pPr>
+              <w:pStyle w:val="TableText"/>
+            </w:pPr>
+            <w:r>
+              <w:t xml:space="preserve">Fill in the relative pronouns (Activity 3).</w:t>
+            </w:r>
+          </w:p>
+        </w:tc>
+      </w:tr>
+      <w:tr>
+        <w:trPr>
+          <w:cantSplit/>
+        </w:trPr>
+        <w:tc>
+          <w:tcPr>
+            <w:tcW w:w="1826" w:type="dxa"/>
+            <w:shd w:val="clear" w:color="auto" w:fill="FDF6E8"/>
+            <w:tcBorders>
+              <w:left w:val="single" w:sz="18" w:space="0" w:color="B07C12"/>
+            </w:tcBorders>
+          </w:tcPr>
+          <w:p>
+            <w:pPr>
+              <w:pStyle w:val="TableText"/>
+            </w:pPr>
+            <w:r>
+              <w:rPr>
+                <w:b/>
+                <w:color w:val="7D5205"/>
+              </w:rPr>
               <w:t xml:space="preserve">Production</w:t>
             </w:r>
           </w:p>
@@ -2945,6 +3186,7 @@
         <w:tc>
           <w:tcPr>
             <w:tcW w:w="974" w:type="dxa"/>
+            <w:shd w:val="clear" w:color="auto" w:fill="FDF6E8"/>
           </w:tcPr>
           <w:p>
             <w:pPr>
@@ -2958,30 +3200,39 @@
         <w:tc>
           <w:tcPr>
             <w:tcW w:w="7306" w:type="dxa"/>
-          </w:tcPr>
-          <w:p>
-            <w:pPr>
-              <w:pStyle w:val="TableText"/>
-            </w:pPr>
-            <w:r>
-              <w:t xml:space="preserve">Complete the clauses with own ideas (Activity 6).</w:t>
-            </w:r>
-          </w:p>
-        </w:tc>
-      </w:tr>
-      <w:tr>
-        <w:trPr>
-          <w:cantSplit/>
-        </w:trPr>
-        <w:tc>
-          <w:tcPr>
-            <w:tcW w:w="1826" w:type="dxa"/>
-          </w:tcPr>
-          <w:p>
-            <w:pPr>
-              <w:pStyle w:val="TableText"/>
-            </w:pPr>
-            <w:r>
+            <w:shd w:val="clear" w:color="auto" w:fill="FDF6E8"/>
+          </w:tcPr>
+          <w:p>
+            <w:pPr>
+              <w:pStyle w:val="TableText"/>
+            </w:pPr>
+            <w:r>
+              <w:t xml:space="preserve">Write instructions for upcycling an object (Activity 8).</w:t>
+            </w:r>
+          </w:p>
+        </w:tc>
+      </w:tr>
+      <w:tr>
+        <w:trPr>
+          <w:cantSplit/>
+        </w:trPr>
+        <w:tc>
+          <w:tcPr>
+            <w:tcW w:w="1826" w:type="dxa"/>
+            <w:shd w:val="clear" w:color="auto" w:fill="F7F9FB"/>
+            <w:tcBorders>
+              <w:left w:val="single" w:sz="18" w:space="0" w:color="8E98A4"/>
+            </w:tcBorders>
+          </w:tcPr>
+          <w:p>
+            <w:pPr>
+              <w:pStyle w:val="TableText"/>
+            </w:pPr>
+            <w:r>
+              <w:rPr>
+                <w:b/>
+                <w:color w:val="33404F"/>
+              </w:rPr>
               <w:t xml:space="preserve">Check and close</w:t>
             </w:r>
           </w:p>
@@ -2989,6 +3240,7 @@
         <w:tc>
           <w:tcPr>
             <w:tcW w:w="974" w:type="dxa"/>
+            <w:shd w:val="clear" w:color="auto" w:fill="F7F9FB"/>
           </w:tcPr>
           <w:p>
             <w:pPr>
@@ -3002,13 +3254,14 @@
         <w:tc>
           <w:tcPr>
             <w:tcW w:w="7306" w:type="dxa"/>
-          </w:tcPr>
-          <w:p>
-            <w:pPr>
-              <w:pStyle w:val="TableText"/>
-            </w:pPr>
-            <w:r>
-              <w:t xml:space="preserve">Share the most creative sentence. </w:t>
+            <w:shd w:val="clear" w:color="auto" w:fill="F7F9FB"/>
+          </w:tcPr>
+          <w:p>
+            <w:pPr>
+              <w:pStyle w:val="TableText"/>
+            </w:pPr>
+            <w:r>
+              <w:t xml:space="preserve">Groups show their ideas. </w:t>
             </w:r>
             <w:r>
               <w:rPr>
@@ -3017,7 +3270,7 @@
               <w:t xml:space="preserve">Homework:</w:t>
             </w:r>
             <w:r>
-              <w:t xml:space="preserve"> Write five sentences about good health.</w:t>
+              <w:t xml:space="preserve"> Make the upcycled object.</w:t>
             </w:r>
           </w:p>
         </w:tc>
@@ -3030,7 +3283,7 @@
         <w:keepNext/>
       </w:pPr>
       <w:r>
-        <w:t xml:space="preserve">Plan 10: Unit 10, Be Happy, Be Bright, Be You!</w:t>
+        <w:t xml:space="preserve">Plan 9: Unit 9, The Greatest Wealth</w:t>
       </w:r>
     </w:p>
     <w:p>
@@ -3044,7 +3297,7 @@
         <w:t xml:space="preserve">Book activity:</w:t>
       </w:r>
       <w:r>
-        <w:t xml:space="preserve"> Activities 1 to 3. </w:t>
+        <w:t xml:space="preserve"> Activities 5, 6 and 7. </w:t>
       </w:r>
       <w:r>
         <w:rPr>
@@ -3053,7 +3306,7 @@
         <w:t xml:space="preserve">Focus:</w:t>
       </w:r>
       <w:r>
-        <w:t xml:space="preserve"> Reported speech.</w:t>
+        <w:t xml:space="preserve"> Conditional sentences.</w:t>
       </w:r>
     </w:p>
     <w:p>
@@ -3067,7 +3320,7 @@
         <w:t xml:space="preserve">Learning outcome:</w:t>
       </w:r>
       <w:r>
-        <w:t xml:space="preserve"> by the end of the lesson, pupils will be able to report statements and questions.</w:t>
+        <w:t xml:space="preserve"> by the end of the lesson, pupils will be able to build first and second conditional sentences.</w:t>
       </w:r>
     </w:p>
     <w:p>
@@ -3081,7 +3334,7 @@
         <w:t xml:space="preserve">Materials:</w:t>
       </w:r>
       <w:r>
-        <w:t xml:space="preserve"> The subject-choice dialogue.</w:t>
+        <w:t xml:space="preserve"> The conditional table.</w:t>
       </w:r>
     </w:p>
     <w:tbl>
@@ -3170,12 +3423,20 @@
         <w:tc>
           <w:tcPr>
             <w:tcW w:w="1826" w:type="dxa"/>
-          </w:tcPr>
-          <w:p>
-            <w:pPr>
-              <w:pStyle w:val="TableText"/>
-            </w:pPr>
-            <w:r>
+            <w:shd w:val="clear" w:color="auto" w:fill="EFF4FB"/>
+            <w:tcBorders>
+              <w:left w:val="single" w:sz="18" w:space="0" w:color="1E4276"/>
+            </w:tcBorders>
+          </w:tcPr>
+          <w:p>
+            <w:pPr>
+              <w:pStyle w:val="TableText"/>
+            </w:pPr>
+            <w:r>
+              <w:rPr>
+                <w:b/>
+                <w:color w:val="0F2647"/>
+              </w:rPr>
               <w:t xml:space="preserve">Presentation</w:t>
             </w:r>
           </w:p>
@@ -3183,6 +3444,7 @@
         <w:tc>
           <w:tcPr>
             <w:tcW w:w="974" w:type="dxa"/>
+            <w:shd w:val="clear" w:color="auto" w:fill="EFF4FB"/>
           </w:tcPr>
           <w:p>
             <w:pPr>
@@ -3196,6 +3458,373 @@
         <w:tc>
           <w:tcPr>
             <w:tcW w:w="7306" w:type="dxa"/>
+            <w:shd w:val="clear" w:color="auto" w:fill="EFF4FB"/>
+          </w:tcPr>
+          <w:p>
+            <w:pPr>
+              <w:pStyle w:val="TableText"/>
+            </w:pPr>
+            <w:r>
+              <w:t xml:space="preserve">Show: If we exercise, we will be healthy. If I had time, I would ... Contrast real and imagined situations.</w:t>
+            </w:r>
+          </w:p>
+        </w:tc>
+      </w:tr>
+      <w:tr>
+        <w:trPr>
+          <w:cantSplit/>
+        </w:trPr>
+        <w:tc>
+          <w:tcPr>
+            <w:tcW w:w="1826" w:type="dxa"/>
+            <w:shd w:val="clear" w:color="auto" w:fill="EDF7F4"/>
+            <w:tcBorders>
+              <w:left w:val="single" w:sz="18" w:space="0" w:color="0E7C66"/>
+            </w:tcBorders>
+          </w:tcPr>
+          <w:p>
+            <w:pPr>
+              <w:pStyle w:val="TableText"/>
+            </w:pPr>
+            <w:r>
+              <w:rPr>
+                <w:b/>
+                <w:color w:val="08503F"/>
+              </w:rPr>
+              <w:t xml:space="preserve">Practice</w:t>
+            </w:r>
+          </w:p>
+        </w:tc>
+        <w:tc>
+          <w:tcPr>
+            <w:tcW w:w="974" w:type="dxa"/>
+            <w:shd w:val="clear" w:color="auto" w:fill="EDF7F4"/>
+          </w:tcPr>
+          <w:p>
+            <w:pPr>
+              <w:pStyle w:val="TableText"/>
+            </w:pPr>
+            <w:r>
+              <w:t xml:space="preserve">12 min</w:t>
+            </w:r>
+          </w:p>
+        </w:tc>
+        <w:tc>
+          <w:tcPr>
+            <w:tcW w:w="7306" w:type="dxa"/>
+            <w:shd w:val="clear" w:color="auto" w:fill="EDF7F4"/>
+          </w:tcPr>
+          <w:p>
+            <w:pPr>
+              <w:pStyle w:val="TableText"/>
+            </w:pPr>
+            <w:r>
+              <w:t xml:space="preserve">Build sentences from the table (Activity 5) and match clauses (Activity 7).</w:t>
+            </w:r>
+          </w:p>
+        </w:tc>
+      </w:tr>
+      <w:tr>
+        <w:trPr>
+          <w:cantSplit/>
+        </w:trPr>
+        <w:tc>
+          <w:tcPr>
+            <w:tcW w:w="1826" w:type="dxa"/>
+            <w:shd w:val="clear" w:color="auto" w:fill="FDF6E8"/>
+            <w:tcBorders>
+              <w:left w:val="single" w:sz="18" w:space="0" w:color="B07C12"/>
+            </w:tcBorders>
+          </w:tcPr>
+          <w:p>
+            <w:pPr>
+              <w:pStyle w:val="TableText"/>
+            </w:pPr>
+            <w:r>
+              <w:rPr>
+                <w:b/>
+                <w:color w:val="7D5205"/>
+              </w:rPr>
+              <w:t xml:space="preserve">Production</w:t>
+            </w:r>
+          </w:p>
+        </w:tc>
+        <w:tc>
+          <w:tcPr>
+            <w:tcW w:w="974" w:type="dxa"/>
+            <w:shd w:val="clear" w:color="auto" w:fill="FDF6E8"/>
+          </w:tcPr>
+          <w:p>
+            <w:pPr>
+              <w:pStyle w:val="TableText"/>
+            </w:pPr>
+            <w:r>
+              <w:t xml:space="preserve">13 min</w:t>
+            </w:r>
+          </w:p>
+        </w:tc>
+        <w:tc>
+          <w:tcPr>
+            <w:tcW w:w="7306" w:type="dxa"/>
+            <w:shd w:val="clear" w:color="auto" w:fill="FDF6E8"/>
+          </w:tcPr>
+          <w:p>
+            <w:pPr>
+              <w:pStyle w:val="TableText"/>
+            </w:pPr>
+            <w:r>
+              <w:t xml:space="preserve">Complete the clauses with own ideas (Activity 6).</w:t>
+            </w:r>
+          </w:p>
+        </w:tc>
+      </w:tr>
+      <w:tr>
+        <w:trPr>
+          <w:cantSplit/>
+        </w:trPr>
+        <w:tc>
+          <w:tcPr>
+            <w:tcW w:w="1826" w:type="dxa"/>
+            <w:shd w:val="clear" w:color="auto" w:fill="F7F9FB"/>
+            <w:tcBorders>
+              <w:left w:val="single" w:sz="18" w:space="0" w:color="8E98A4"/>
+            </w:tcBorders>
+          </w:tcPr>
+          <w:p>
+            <w:pPr>
+              <w:pStyle w:val="TableText"/>
+            </w:pPr>
+            <w:r>
+              <w:rPr>
+                <w:b/>
+                <w:color w:val="33404F"/>
+              </w:rPr>
+              <w:t xml:space="preserve">Check and close</w:t>
+            </w:r>
+          </w:p>
+        </w:tc>
+        <w:tc>
+          <w:tcPr>
+            <w:tcW w:w="974" w:type="dxa"/>
+            <w:shd w:val="clear" w:color="auto" w:fill="F7F9FB"/>
+          </w:tcPr>
+          <w:p>
+            <w:pPr>
+              <w:pStyle w:val="TableText"/>
+            </w:pPr>
+            <w:r>
+              <w:t xml:space="preserve">5 min</w:t>
+            </w:r>
+          </w:p>
+        </w:tc>
+        <w:tc>
+          <w:tcPr>
+            <w:tcW w:w="7306" w:type="dxa"/>
+            <w:shd w:val="clear" w:color="auto" w:fill="F7F9FB"/>
+          </w:tcPr>
+          <w:p>
+            <w:pPr>
+              <w:pStyle w:val="TableText"/>
+            </w:pPr>
+            <w:r>
+              <w:t xml:space="preserve">Share the most creative sentence. </w:t>
+            </w:r>
+            <w:r>
+              <w:rPr>
+                <w:b/>
+              </w:rPr>
+              <w:t xml:space="preserve">Homework:</w:t>
+            </w:r>
+            <w:r>
+              <w:t xml:space="preserve"> Write five sentences about good health.</w:t>
+            </w:r>
+          </w:p>
+        </w:tc>
+      </w:tr>
+    </w:tbl>
+    <w:p/>
+    <w:p>
+      <w:pPr>
+        <w:pStyle w:val="Heading1"/>
+        <w:keepNext/>
+      </w:pPr>
+      <w:r>
+        <w:t xml:space="preserve">Plan 10: Unit 10, Be Happy, Be Bright, Be You!</w:t>
+      </w:r>
+    </w:p>
+    <w:p>
+      <w:pPr>
+        <w:keepNext/>
+      </w:pPr>
+      <w:r>
+        <w:rPr>
+          <w:b/>
+        </w:rPr>
+        <w:t xml:space="preserve">Book activity:</w:t>
+      </w:r>
+      <w:r>
+        <w:t xml:space="preserve"> Activities 1 to 3. </w:t>
+      </w:r>
+      <w:r>
+        <w:rPr>
+          <w:b/>
+        </w:rPr>
+        <w:t xml:space="preserve">Focus:</w:t>
+      </w:r>
+      <w:r>
+        <w:t xml:space="preserve"> Reported speech.</w:t>
+      </w:r>
+    </w:p>
+    <w:p>
+      <w:pPr>
+        <w:keepNext/>
+      </w:pPr>
+      <w:r>
+        <w:rPr>
+          <w:b/>
+        </w:rPr>
+        <w:t xml:space="preserve">Learning outcome:</w:t>
+      </w:r>
+      <w:r>
+        <w:t xml:space="preserve"> by the end of the lesson, pupils will be able to report statements and questions.</w:t>
+      </w:r>
+    </w:p>
+    <w:p>
+      <w:pPr>
+        <w:keepNext/>
+      </w:pPr>
+      <w:r>
+        <w:rPr>
+          <w:b/>
+        </w:rPr>
+        <w:t xml:space="preserve">Materials:</w:t>
+      </w:r>
+      <w:r>
+        <w:t xml:space="preserve"> The subject-choice dialogue.</w:t>
+      </w:r>
+    </w:p>
+    <w:tbl>
+      <w:tblPr>
+        <w:tblW w:w="10106" w:type="dxa"/>
+        <w:tblBorders>
+          <w:top w:val="single" w:sz="4" w:space="0" w:color="8FA3BF"/>
+          <w:left w:val="single" w:sz="4" w:space="0" w:color="8FA3BF"/>
+          <w:bottom w:val="single" w:sz="4" w:space="0" w:color="8FA3BF"/>
+          <w:right w:val="single" w:sz="4" w:space="0" w:color="8FA3BF"/>
+          <w:insideH w:val="single" w:sz="4" w:space="0" w:color="8FA3BF"/>
+          <w:insideV w:val="single" w:sz="4" w:space="0" w:color="8FA3BF"/>
+        </w:tblBorders>
+        <w:tblLayout w:type="fixed"/>
+        <w:tblCellMar>
+          <w:left w:w="80" w:type="dxa"/>
+          <w:right w:w="80" w:type="dxa"/>
+        </w:tblCellMar>
+      </w:tblPr>
+      <w:tblGrid>
+        <w:gridCol w:w="1826"/>
+        <w:gridCol w:w="974"/>
+        <w:gridCol w:w="7306"/>
+      </w:tblGrid>
+      <w:tr>
+        <w:trPr>
+          <w:tblHeader/>
+          <w:cantSplit/>
+        </w:trPr>
+        <w:tc>
+          <w:tcPr>
+            <w:tcW w:w="1826" w:type="dxa"/>
+            <w:shd w:val="clear" w:color="auto" w:fill="DCE6F2"/>
+          </w:tcPr>
+          <w:p>
+            <w:pPr>
+              <w:pStyle w:val="TableText"/>
+            </w:pPr>
+            <w:r>
+              <w:rPr>
+                <w:b/>
+              </w:rPr>
+              <w:t xml:space="preserve">Stage</w:t>
+            </w:r>
+          </w:p>
+        </w:tc>
+        <w:tc>
+          <w:tcPr>
+            <w:tcW w:w="974" w:type="dxa"/>
+            <w:shd w:val="clear" w:color="auto" w:fill="DCE6F2"/>
+          </w:tcPr>
+          <w:p>
+            <w:pPr>
+              <w:pStyle w:val="TableText"/>
+            </w:pPr>
+            <w:r>
+              <w:rPr>
+                <w:b/>
+              </w:rPr>
+              <w:t xml:space="preserve">Time</w:t>
+            </w:r>
+          </w:p>
+        </w:tc>
+        <w:tc>
+          <w:tcPr>
+            <w:tcW w:w="7306" w:type="dxa"/>
+            <w:shd w:val="clear" w:color="auto" w:fill="DCE6F2"/>
+          </w:tcPr>
+          <w:p>
+            <w:pPr>
+              <w:pStyle w:val="TableText"/>
+            </w:pPr>
+            <w:r>
+              <w:rPr>
+                <w:b/>
+              </w:rPr>
+              <w:t xml:space="preserve">What happens</w:t>
+            </w:r>
+          </w:p>
+        </w:tc>
+      </w:tr>
+      <w:tr>
+        <w:trPr>
+          <w:cantSplit/>
+        </w:trPr>
+        <w:tc>
+          <w:tcPr>
+            <w:tcW w:w="1826" w:type="dxa"/>
+            <w:shd w:val="clear" w:color="auto" w:fill="EFF4FB"/>
+            <w:tcBorders>
+              <w:left w:val="single" w:sz="18" w:space="0" w:color="1E4276"/>
+            </w:tcBorders>
+          </w:tcPr>
+          <w:p>
+            <w:pPr>
+              <w:pStyle w:val="TableText"/>
+            </w:pPr>
+            <w:r>
+              <w:rPr>
+                <w:b/>
+                <w:color w:val="0F2647"/>
+              </w:rPr>
+              <w:t xml:space="preserve">Presentation</w:t>
+            </w:r>
+          </w:p>
+        </w:tc>
+        <w:tc>
+          <w:tcPr>
+            <w:tcW w:w="974" w:type="dxa"/>
+            <w:shd w:val="clear" w:color="auto" w:fill="EFF4FB"/>
+          </w:tcPr>
+          <w:p>
+            <w:pPr>
+              <w:pStyle w:val="TableText"/>
+            </w:pPr>
+            <w:r>
+              <w:t xml:space="preserve">10 min</w:t>
+            </w:r>
+          </w:p>
+        </w:tc>
+        <w:tc>
+          <w:tcPr>
+            <w:tcW w:w="7306" w:type="dxa"/>
+            <w:shd w:val="clear" w:color="auto" w:fill="EFF4FB"/>
           </w:tcPr>
           <w:p>
             <w:pPr>
@@ -3214,12 +3843,20 @@
         <w:tc>
           <w:tcPr>
             <w:tcW w:w="1826" w:type="dxa"/>
-          </w:tcPr>
-          <w:p>
-            <w:pPr>
-              <w:pStyle w:val="TableText"/>
-            </w:pPr>
-            <w:r>
+            <w:shd w:val="clear" w:color="auto" w:fill="EDF7F4"/>
+            <w:tcBorders>
+              <w:left w:val="single" w:sz="18" w:space="0" w:color="0E7C66"/>
+            </w:tcBorders>
+          </w:tcPr>
+          <w:p>
+            <w:pPr>
+              <w:pStyle w:val="TableText"/>
+            </w:pPr>
+            <w:r>
+              <w:rPr>
+                <w:b/>
+                <w:color w:val="08503F"/>
+              </w:rPr>
               <w:t xml:space="preserve">Practice</w:t>
             </w:r>
           </w:p>
@@ -3227,6 +3864,7 @@
         <w:tc>
           <w:tcPr>
             <w:tcW w:w="974" w:type="dxa"/>
+            <w:shd w:val="clear" w:color="auto" w:fill="EDF7F4"/>
           </w:tcPr>
           <w:p>
             <w:pPr>
@@ -3240,6 +3878,7 @@
         <w:tc>
           <w:tcPr>
             <w:tcW w:w="7306" w:type="dxa"/>
+            <w:shd w:val="clear" w:color="auto" w:fill="EDF7F4"/>
           </w:tcPr>
           <w:p>
             <w:pPr>
@@ -3258,12 +3897,20 @@
         <w:tc>
           <w:tcPr>
             <w:tcW w:w="1826" w:type="dxa"/>
-          </w:tcPr>
-          <w:p>
-            <w:pPr>
-              <w:pStyle w:val="TableText"/>
-            </w:pPr>
-            <w:r>
+            <w:shd w:val="clear" w:color="auto" w:fill="FDF6E8"/>
+            <w:tcBorders>
+              <w:left w:val="single" w:sz="18" w:space="0" w:color="B07C12"/>
+            </w:tcBorders>
+          </w:tcPr>
+          <w:p>
+            <w:pPr>
+              <w:pStyle w:val="TableText"/>
+            </w:pPr>
+            <w:r>
+              <w:rPr>
+                <w:b/>
+                <w:color w:val="7D5205"/>
+              </w:rPr>
               <w:t xml:space="preserve">Production</w:t>
             </w:r>
           </w:p>
@@ -3271,6 +3918,7 @@
         <w:tc>
           <w:tcPr>
             <w:tcW w:w="974" w:type="dxa"/>
+            <w:shd w:val="clear" w:color="auto" w:fill="FDF6E8"/>
           </w:tcPr>
           <w:p>
             <w:pPr>
@@ -3284,6 +3932,7 @@
         <w:tc>
           <w:tcPr>
             <w:tcW w:w="7306" w:type="dxa"/>
+            <w:shd w:val="clear" w:color="auto" w:fill="FDF6E8"/>
           </w:tcPr>
           <w:p>
             <w:pPr>
@@ -3302,12 +3951,20 @@
         <w:tc>
           <w:tcPr>
             <w:tcW w:w="1826" w:type="dxa"/>
-          </w:tcPr>
-          <w:p>
-            <w:pPr>
-              <w:pStyle w:val="TableText"/>
-            </w:pPr>
-            <w:r>
+            <w:shd w:val="clear" w:color="auto" w:fill="F7F9FB"/>
+            <w:tcBorders>
+              <w:left w:val="single" w:sz="18" w:space="0" w:color="8E98A4"/>
+            </w:tcBorders>
+          </w:tcPr>
+          <w:p>
+            <w:pPr>
+              <w:pStyle w:val="TableText"/>
+            </w:pPr>
+            <w:r>
+              <w:rPr>
+                <w:b/>
+                <w:color w:val="33404F"/>
+              </w:rPr>
               <w:t xml:space="preserve">Check and close</w:t>
             </w:r>
           </w:p>
@@ -3315,6 +3972,7 @@
         <w:tc>
           <w:tcPr>
             <w:tcW w:w="974" w:type="dxa"/>
+            <w:shd w:val="clear" w:color="auto" w:fill="F7F9FB"/>
           </w:tcPr>
           <w:p>
             <w:pPr>
@@ -3328,6 +3986,7 @@
         <w:tc>
           <w:tcPr>
             <w:tcW w:w="7306" w:type="dxa"/>
+            <w:shd w:val="clear" w:color="auto" w:fill="F7F9FB"/>
           </w:tcPr>
           <w:p>
             <w:pPr>
